--- a/video-film-editing/output/05 3.3b Nota Pembelajaran (Kertas Penerangan)/Core Abilities L1-L3 (format JPK)/KP-CA-31 KP2.1 KESEDARAN KEMAS KINI IT (-IT UPDATE AWAR (IT-072).docx
+++ b/video-film-editing/output/05 3.3b Nota Pembelajaran (Kertas Penerangan)/Core Abilities L1-L3 (format JPK)/KP-CA-31 KP2.1 KESEDARAN KEMAS KINI IT (-IT UPDATE AWAR (IT-072).docx
@@ -2,84 +2,706 @@
 <file path=word/document.xml><?xml version="1.0" encoding="utf-8"?>
 <w:document xmlns:wpc="http://schemas.microsoft.com/office/word/2010/wordprocessingCanvas" xmlns:mo="http://schemas.microsoft.com/office/mac/office/2008/main" xmlns:mc="http://schemas.openxmlformats.org/markup-compatibility/2006" xmlns:mv="urn:schemas-microsoft-com:mac:vml" xmlns:o="urn:schemas-microsoft-com:office:office" xmlns:r="http://schemas.openxmlformats.org/officeDocument/2006/relationships" xmlns:m="http://schemas.openxmlformats.org/officeDocument/2006/math" xmlns:v="urn:schemas-microsoft-com:vml" xmlns:wp14="http://schemas.microsoft.com/office/word/2010/wordprocessingDrawing" xmlns:wp="http://schemas.openxmlformats.org/drawingml/2006/wordprocessingDrawing" xmlns:w10="urn:schemas-microsoft-com:office:word" xmlns:w="http://schemas.openxmlformats.org/wordprocessingml/2006/main" xmlns:w14="http://schemas.microsoft.com/office/word/2010/wordml" xmlns:wpg="http://schemas.microsoft.com/office/word/2010/wordprocessingGroup" xmlns:wpi="http://schemas.microsoft.com/office/word/2010/wordprocessingInk" xmlns:wne="http://schemas.microsoft.com/office/word/2006/wordml" xmlns:wps="http://schemas.microsoft.com/office/word/2010/wordprocessingShape" mc:Ignorable="w14 wp14">
   <w:body>
+    <w:tbl>
+      <w:tblPr>
+        <w:tblW w:type="auto" w:w="0"/>
+        <w:jc w:val="center"/>
+        <w:tblLook w:firstColumn="1" w:firstRow="1" w:lastColumn="0" w:lastRow="0" w:noHBand="0" w:noVBand="1" w:val="04A0"/>
+        <w:tblBorders>
+          <w:top w:val="single" w:sz="4" w:space="0" w:color="000000"/>
+          <w:left w:val="single" w:sz="4" w:space="0" w:color="000000"/>
+          <w:bottom w:val="single" w:sz="4" w:space="0" w:color="000000"/>
+          <w:right w:val="single" w:sz="4" w:space="0" w:color="000000"/>
+          <w:insideH w:val="single" w:sz="4" w:space="0" w:color="000000"/>
+          <w:insideV w:val="single" w:sz="4" w:space="0" w:color="000000"/>
+        </w:tblBorders>
+      </w:tblPr>
+      <w:tblGrid>
+        <w:gridCol w:w="3213"/>
+        <w:gridCol w:w="3213"/>
+        <w:gridCol w:w="3213"/>
+      </w:tblGrid>
+      <w:tr>
+        <w:tc>
+          <w:tcPr>
+            <w:tcW w:type="dxa" w:w="2551"/>
+            <w:vAlign w:val="center"/>
+            <w:tcMar>
+              <w:top w:w="40" w:type="dxa"/>
+              <w:bottom w:w="40" w:type="dxa"/>
+              <w:start w:w="80" w:type="dxa"/>
+              <w:end w:w="80" w:type="dxa"/>
+            </w:tcMar>
+          </w:tcPr>
+          <w:p>
+            <w:pPr>
+              <w:jc w:val="left"/>
+            </w:pPr>
+            <w:r>
+              <w:drawing>
+                <wp:inline xmlns:a="http://schemas.openxmlformats.org/drawingml/2006/main" xmlns:pic="http://schemas.openxmlformats.org/drawingml/2006/picture">
+                  <wp:extent cx="885785" cy="1404000"/>
+                  <wp:docPr id="1" name="Picture 1"/>
+                  <wp:cNvGraphicFramePr>
+                    <a:graphicFrameLocks noChangeAspect="1"/>
+                  </wp:cNvGraphicFramePr>
+                  <a:graphic>
+                    <a:graphicData uri="http://schemas.openxmlformats.org/drawingml/2006/picture">
+                      <pic:pic>
+                        <pic:nvPicPr>
+                          <pic:cNvPr id="0" name="jpk-logo-official.png"/>
+                          <pic:cNvPicPr/>
+                        </pic:nvPicPr>
+                        <pic:blipFill>
+                          <a:blip r:embed="rId13"/>
+                          <a:stretch>
+                            <a:fillRect/>
+                          </a:stretch>
+                        </pic:blipFill>
+                        <pic:spPr>
+                          <a:xfrm>
+                            <a:off x="0" y="0"/>
+                            <a:ext cx="885785" cy="1404000"/>
+                          </a:xfrm>
+                          <a:prstGeom prst="rect"/>
+                        </pic:spPr>
+                      </pic:pic>
+                    </a:graphicData>
+                  </a:graphic>
+                </wp:inline>
+              </w:drawing>
+            </w:r>
+          </w:p>
+        </w:tc>
+        <w:tc>
+          <w:tcPr>
+            <w:tcW w:type="dxa" w:w="2268"/>
+            <w:gridSpan w:val="2"/>
+            <w:tcMar>
+              <w:top w:w="40" w:type="dxa"/>
+              <w:bottom w:w="40" w:type="dxa"/>
+              <w:start w:w="80" w:type="dxa"/>
+              <w:end w:w="80" w:type="dxa"/>
+            </w:tcMar>
+            <w:tcMar>
+              <w:top w:w="40" w:type="dxa"/>
+              <w:bottom w:w="40" w:type="dxa"/>
+              <w:start w:w="80" w:type="dxa"/>
+              <w:end w:w="80" w:type="dxa"/>
+            </w:tcMar>
+          </w:tcPr>
+          <w:p>
+            <w:r/>
+            <w:r>
+              <w:rPr>
+                <w:rFonts w:ascii="Arial" w:hAnsi="Arial"/>
+                <w:b/>
+                <w:sz w:val="22"/>
+              </w:rPr>
+              <w:t>JABATAN PEMBANGUNAN KEMAHIRAN</w:t>
+            </w:r>
+          </w:p>
+          <w:p>
+            <w:r>
+              <w:rPr>
+                <w:rFonts w:ascii="Arial" w:hAnsi="Arial"/>
+                <w:b/>
+                <w:sz w:val="22"/>
+              </w:rPr>
+              <w:t>KEMENTERIAN SUMBER MANUSIA</w:t>
+            </w:r>
+          </w:p>
+          <w:p>
+            <w:r>
+              <w:rPr>
+                <w:rFonts w:ascii="Arial" w:hAnsi="Arial"/>
+                <w:b/>
+                <w:sz w:val="22"/>
+              </w:rPr>
+              <w:t>ARAS 7 &amp; 8 BLOK D4, KOMPLEK D</w:t>
+            </w:r>
+          </w:p>
+          <w:p>
+            <w:r>
+              <w:rPr>
+                <w:rFonts w:ascii="Arial" w:hAnsi="Arial"/>
+                <w:b/>
+                <w:sz w:val="22"/>
+              </w:rPr>
+              <w:t>PUSAT PENTADBIRAN KERAJAAN PERSEKUTUAN</w:t>
+            </w:r>
+          </w:p>
+          <w:p>
+            <w:r>
+              <w:rPr>
+                <w:rFonts w:ascii="Arial" w:hAnsi="Arial"/>
+                <w:b/>
+                <w:sz w:val="22"/>
+              </w:rPr>
+              <w:t>62530 PUTRAJAYA</w:t>
+            </w:r>
+          </w:p>
+          <w:p/>
+          <w:p>
+            <w:r>
+              <w:rPr>
+                <w:rFonts w:ascii="Arial" w:hAnsi="Arial"/>
+                <w:b/>
+                <w:sz w:val="40"/>
+              </w:rPr>
+              <w:t>KERTAS PENERANGAN</w:t>
+            </w:r>
+          </w:p>
+          <w:p>
+            <w:r>
+              <w:rPr>
+                <w:rFonts w:ascii="Arial" w:hAnsi="Arial"/>
+                <w:b/>
+                <w:sz w:val="24"/>
+              </w:rPr>
+              <w:t>(</w:t>
+            </w:r>
+            <w:r>
+              <w:rPr>
+                <w:rFonts w:ascii="Arial" w:hAnsi="Arial"/>
+                <w:b/>
+                <w:i/>
+                <w:sz w:val="24"/>
+              </w:rPr>
+              <w:t>INFORMATION SHEET</w:t>
+            </w:r>
+            <w:r>
+              <w:rPr>
+                <w:rFonts w:ascii="Arial" w:hAnsi="Arial"/>
+                <w:b/>
+                <w:sz w:val="24"/>
+              </w:rPr>
+              <w:t>)</w:t>
+            </w:r>
+          </w:p>
+        </w:tc>
+      </w:tr>
+      <w:tr>
+        <w:tc>
+          <w:tcPr>
+            <w:tcW w:type="dxa" w:w="2551"/>
+            <w:tcMar>
+              <w:top w:w="40" w:type="dxa"/>
+              <w:bottom w:w="40" w:type="dxa"/>
+              <w:start w:w="80" w:type="dxa"/>
+              <w:end w:w="80" w:type="dxa"/>
+            </w:tcMar>
+          </w:tcPr>
+          <w:p>
+            <w:r/>
+            <w:r>
+              <w:rPr>
+                <w:rFonts w:ascii="Arial" w:hAnsi="Arial"/>
+                <w:b/>
+                <w:sz w:val="22"/>
+              </w:rPr>
+              <w:t xml:space="preserve">KOD DAN NAMA PROGRAM / </w:t>
+            </w:r>
+            <w:r>
+              <w:rPr>
+                <w:rFonts w:ascii="Arial" w:hAnsi="Arial"/>
+                <w:b/>
+                <w:i/>
+                <w:sz w:val="22"/>
+              </w:rPr>
+              <w:t>PROGRAM'S CODE AND NAME</w:t>
+            </w:r>
+          </w:p>
+        </w:tc>
+        <w:tc>
+          <w:tcPr>
+            <w:tcW w:type="dxa" w:w="2268"/>
+            <w:gridSpan w:val="2"/>
+            <w:tcMar>
+              <w:top w:w="40" w:type="dxa"/>
+              <w:bottom w:w="40" w:type="dxa"/>
+              <w:start w:w="80" w:type="dxa"/>
+              <w:end w:w="80" w:type="dxa"/>
+            </w:tcMar>
+            <w:tcMar>
+              <w:top w:w="40" w:type="dxa"/>
+              <w:bottom w:w="40" w:type="dxa"/>
+              <w:start w:w="80" w:type="dxa"/>
+              <w:end w:w="80" w:type="dxa"/>
+            </w:tcMar>
+          </w:tcPr>
+          <w:p>
+            <w:r/>
+            <w:r>
+              <w:rPr>
+                <w:rFonts w:ascii="Arial" w:hAnsi="Arial"/>
+                <w:b/>
+                <w:i w:val="0"/>
+                <w:sz w:val="22"/>
+              </w:rPr>
+              <w:t>Z-009-3:2015 CORE ABILITIES (untuk program IT-072-3:2012 VIDEO / FILM (EDITING))</w:t>
+            </w:r>
+          </w:p>
+        </w:tc>
+      </w:tr>
+      <w:tr>
+        <w:tc>
+          <w:tcPr>
+            <w:tcW w:type="dxa" w:w="2551"/>
+            <w:tcMar>
+              <w:top w:w="40" w:type="dxa"/>
+              <w:bottom w:w="40" w:type="dxa"/>
+              <w:start w:w="80" w:type="dxa"/>
+              <w:end w:w="80" w:type="dxa"/>
+            </w:tcMar>
+          </w:tcPr>
+          <w:p>
+            <w:r/>
+            <w:r>
+              <w:rPr>
+                <w:rFonts w:ascii="Arial" w:hAnsi="Arial"/>
+                <w:b/>
+                <w:sz w:val="22"/>
+              </w:rPr>
+              <w:t xml:space="preserve">TAHAP / </w:t>
+            </w:r>
+            <w:r>
+              <w:rPr>
+                <w:rFonts w:ascii="Arial" w:hAnsi="Arial"/>
+                <w:b/>
+                <w:i/>
+                <w:sz w:val="22"/>
+              </w:rPr>
+              <w:t>LEVEL</w:t>
+            </w:r>
+          </w:p>
+        </w:tc>
+        <w:tc>
+          <w:tcPr>
+            <w:tcW w:type="dxa" w:w="2268"/>
+            <w:gridSpan w:val="2"/>
+            <w:tcMar>
+              <w:top w:w="40" w:type="dxa"/>
+              <w:bottom w:w="40" w:type="dxa"/>
+              <w:start w:w="80" w:type="dxa"/>
+              <w:end w:w="80" w:type="dxa"/>
+            </w:tcMar>
+            <w:tcMar>
+              <w:top w:w="40" w:type="dxa"/>
+              <w:bottom w:w="40" w:type="dxa"/>
+              <w:start w:w="80" w:type="dxa"/>
+              <w:end w:w="80" w:type="dxa"/>
+            </w:tcMar>
+          </w:tcPr>
+          <w:p>
+            <w:r/>
+            <w:r>
+              <w:rPr>
+                <w:rFonts w:ascii="Arial" w:hAnsi="Arial"/>
+                <w:b/>
+                <w:i w:val="0"/>
+                <w:sz w:val="22"/>
+              </w:rPr>
+              <w:t>3</w:t>
+            </w:r>
+          </w:p>
+        </w:tc>
+      </w:tr>
+      <w:tr>
+        <w:tc>
+          <w:tcPr>
+            <w:tcW w:type="dxa" w:w="2551"/>
+            <w:tcMar>
+              <w:top w:w="40" w:type="dxa"/>
+              <w:bottom w:w="40" w:type="dxa"/>
+              <w:start w:w="80" w:type="dxa"/>
+              <w:end w:w="80" w:type="dxa"/>
+            </w:tcMar>
+          </w:tcPr>
+          <w:p>
+            <w:r/>
+            <w:r>
+              <w:rPr>
+                <w:rFonts w:ascii="Arial" w:hAnsi="Arial"/>
+                <w:b/>
+                <w:sz w:val="22"/>
+              </w:rPr>
+              <w:t xml:space="preserve">NO. DAN TAJUK KEBOLEHAN TERAS / </w:t>
+            </w:r>
+            <w:r>
+              <w:rPr>
+                <w:rFonts w:ascii="Arial" w:hAnsi="Arial"/>
+                <w:b/>
+                <w:i/>
+                <w:sz w:val="22"/>
+              </w:rPr>
+              <w:t>CORE ABILITY NO. AND TITLE</w:t>
+            </w:r>
+          </w:p>
+        </w:tc>
+        <w:tc>
+          <w:tcPr>
+            <w:tcW w:type="dxa" w:w="2268"/>
+            <w:gridSpan w:val="2"/>
+            <w:tcMar>
+              <w:top w:w="40" w:type="dxa"/>
+              <w:bottom w:w="40" w:type="dxa"/>
+              <w:start w:w="80" w:type="dxa"/>
+              <w:end w:w="80" w:type="dxa"/>
+            </w:tcMar>
+            <w:tcMar>
+              <w:top w:w="40" w:type="dxa"/>
+              <w:bottom w:w="40" w:type="dxa"/>
+              <w:start w:w="80" w:type="dxa"/>
+              <w:end w:w="80" w:type="dxa"/>
+            </w:tcMar>
+          </w:tcPr>
+          <w:p>
+            <w:r/>
+            <w:r>
+              <w:rPr>
+                <w:rFonts w:ascii="Arial" w:hAnsi="Arial"/>
+                <w:b/>
+                <w:i w:val="0"/>
+                <w:sz w:val="22"/>
+              </w:rPr>
+              <w:t>CA02 INFORMATION TECHNOLOGY AWARENESS</w:t>
+            </w:r>
+          </w:p>
+        </w:tc>
+      </w:tr>
+      <w:tr>
+        <w:tc>
+          <w:tcPr>
+            <w:tcW w:type="dxa" w:w="2551"/>
+            <w:tcMar>
+              <w:top w:w="40" w:type="dxa"/>
+              <w:bottom w:w="40" w:type="dxa"/>
+              <w:start w:w="80" w:type="dxa"/>
+              <w:end w:w="80" w:type="dxa"/>
+            </w:tcMar>
+          </w:tcPr>
+          <w:p>
+            <w:r/>
+            <w:r>
+              <w:rPr>
+                <w:rFonts w:ascii="Arial" w:hAnsi="Arial"/>
+                <w:b/>
+                <w:sz w:val="22"/>
+              </w:rPr>
+              <w:t xml:space="preserve">NO. DAN PENYATAAN KEBOLEHAN / </w:t>
+            </w:r>
+            <w:r>
+              <w:rPr>
+                <w:rFonts w:ascii="Arial" w:hAnsi="Arial"/>
+                <w:b/>
+                <w:i/>
+                <w:sz w:val="22"/>
+              </w:rPr>
+              <w:t>ABILITY NO. AND STATEMENT</w:t>
+            </w:r>
+          </w:p>
+        </w:tc>
+        <w:tc>
+          <w:tcPr>
+            <w:tcW w:type="dxa" w:w="2268"/>
+            <w:gridSpan w:val="2"/>
+            <w:tcMar>
+              <w:top w:w="40" w:type="dxa"/>
+              <w:bottom w:w="40" w:type="dxa"/>
+              <w:start w:w="80" w:type="dxa"/>
+              <w:end w:w="80" w:type="dxa"/>
+            </w:tcMar>
+            <w:tcMar>
+              <w:top w:w="40" w:type="dxa"/>
+              <w:bottom w:w="40" w:type="dxa"/>
+              <w:start w:w="80" w:type="dxa"/>
+              <w:end w:w="80" w:type="dxa"/>
+            </w:tcMar>
+          </w:tcPr>
+          <w:p>
+            <w:r/>
+            <w:r>
+              <w:rPr>
+                <w:rFonts w:ascii="Arial" w:hAnsi="Arial"/>
+                <w:b/>
+                <w:i w:val="0"/>
+                <w:sz w:val="22"/>
+              </w:rPr>
+              <w:t>02.01 AWARE OF INFORMATION TECHNOLOGY UPDATE (02.02 AWARE OF INFORMATION TECHNOLOGY REGULATORY)</w:t>
+            </w:r>
+          </w:p>
+        </w:tc>
+      </w:tr>
+      <w:tr>
+        <w:tc>
+          <w:tcPr>
+            <w:tcW w:type="dxa" w:w="2551"/>
+            <w:tcMar>
+              <w:top w:w="40" w:type="dxa"/>
+              <w:bottom w:w="40" w:type="dxa"/>
+              <w:start w:w="80" w:type="dxa"/>
+              <w:end w:w="80" w:type="dxa"/>
+            </w:tcMar>
+          </w:tcPr>
+          <w:p>
+            <w:r/>
+            <w:r>
+              <w:rPr>
+                <w:rFonts w:ascii="Arial" w:hAnsi="Arial"/>
+                <w:b/>
+                <w:sz w:val="22"/>
+              </w:rPr>
+              <w:t xml:space="preserve">NO. KOD / </w:t>
+            </w:r>
+            <w:r>
+              <w:rPr>
+                <w:rFonts w:ascii="Arial" w:hAnsi="Arial"/>
+                <w:b/>
+                <w:i/>
+                <w:sz w:val="22"/>
+              </w:rPr>
+              <w:t>CODE NO.</w:t>
+            </w:r>
+          </w:p>
+        </w:tc>
+        <w:tc>
+          <w:tcPr>
+            <w:tcW w:type="dxa" w:w="4819"/>
+            <w:tcMar>
+              <w:top w:w="40" w:type="dxa"/>
+              <w:bottom w:w="40" w:type="dxa"/>
+              <w:start w:w="80" w:type="dxa"/>
+              <w:end w:w="80" w:type="dxa"/>
+            </w:tcMar>
+          </w:tcPr>
+          <w:p>
+            <w:r/>
+            <w:r>
+              <w:rPr>
+                <w:rFonts w:ascii="Arial" w:hAnsi="Arial"/>
+                <w:b/>
+                <w:i w:val="0"/>
+                <w:sz w:val="22"/>
+              </w:rPr>
+              <w:t>Z-009-3:2015-M02/P(1/2)</w:t>
+            </w:r>
+          </w:p>
+        </w:tc>
+        <w:tc>
+          <w:tcPr>
+            <w:tcW w:type="dxa" w:w="2268"/>
+            <w:tcMar>
+              <w:top w:w="40" w:type="dxa"/>
+              <w:bottom w:w="40" w:type="dxa"/>
+              <w:start w:w="80" w:type="dxa"/>
+              <w:end w:w="80" w:type="dxa"/>
+            </w:tcMar>
+          </w:tcPr>
+          <w:p>
+            <w:r/>
+            <w:r>
+              <w:rPr>
+                <w:rFonts w:ascii="Arial" w:hAnsi="Arial"/>
+                <w:b/>
+                <w:sz w:val="22"/>
+              </w:rPr>
+              <w:t xml:space="preserve">Mukasurat / </w:t>
+            </w:r>
+            <w:r>
+              <w:rPr>
+                <w:rFonts w:ascii="Arial" w:hAnsi="Arial"/>
+                <w:b/>
+                <w:i/>
+                <w:sz w:val="22"/>
+              </w:rPr>
+              <w:t>Page</w:t>
+            </w:r>
+            <w:r>
+              <w:rPr>
+                <w:rFonts w:ascii="Arial" w:hAnsi="Arial"/>
+                <w:b/>
+                <w:sz w:val="22"/>
+              </w:rPr>
+              <w:t xml:space="preserve"> : </w:t>
+            </w:r>
+            <w:r>
+              <w:rPr>
+                <w:rFonts w:ascii="Arial" w:hAnsi="Arial"/>
+                <w:b/>
+                <w:sz w:val="22"/>
+              </w:rPr>
+              <w:fldChar w:fldCharType="begin"/>
+              <w:instrText xml:space="preserve">PAGE</w:instrText>
+              <w:fldChar w:fldCharType="separate"/>
+              <w:t>1</w:t>
+              <w:fldChar w:fldCharType="end"/>
+            </w:r>
+          </w:p>
+          <w:p>
+            <w:r>
+              <w:rPr>
+                <w:rFonts w:ascii="Arial" w:hAnsi="Arial"/>
+                <w:b/>
+                <w:sz w:val="22"/>
+              </w:rPr>
+              <w:t xml:space="preserve">Drpd / </w:t>
+            </w:r>
+            <w:r>
+              <w:rPr>
+                <w:rFonts w:ascii="Arial" w:hAnsi="Arial"/>
+                <w:b/>
+                <w:i/>
+                <w:sz w:val="22"/>
+              </w:rPr>
+              <w:t>of</w:t>
+            </w:r>
+            <w:r>
+              <w:rPr>
+                <w:rFonts w:ascii="Arial" w:hAnsi="Arial"/>
+                <w:b/>
+                <w:sz w:val="22"/>
+              </w:rPr>
+              <w:t xml:space="preserve"> : </w:t>
+            </w:r>
+            <w:r>
+              <w:rPr>
+                <w:rFonts w:ascii="Arial" w:hAnsi="Arial"/>
+                <w:b/>
+                <w:sz w:val="22"/>
+              </w:rPr>
+              <w:fldChar w:fldCharType="begin"/>
+              <w:instrText xml:space="preserve">NUMPAGES</w:instrText>
+              <w:fldChar w:fldCharType="separate"/>
+              <w:t>1</w:t>
+              <w:fldChar w:fldCharType="end"/>
+            </w:r>
+          </w:p>
+        </w:tc>
+      </w:tr>
+    </w:tbl>
+    <w:p/>
     <w:p>
+      <w:pPr>
+        <w:spacing w:line="276" w:lineRule="auto" w:after="120"/>
+        <w:jc w:val="left"/>
+      </w:pPr>
       <w:r>
         <w:rPr>
-          <w:rFonts w:ascii="Arial" w:hAnsi="Arial"/>
+          <w:rFonts w:ascii="Arial" w:hAnsi="Arial" w:cs="Arial"/>
           <w:b/>
-          <w:sz w:val="24"/>
+          <w:color w:val="000000"/>
+          <w:sz w:val="22"/>
         </w:rPr>
         <w:t>TAJUK</w:t>
       </w:r>
       <w:r>
         <w:rPr>
-          <w:rFonts w:ascii="Arial" w:hAnsi="Arial"/>
+          <w:rFonts w:ascii="Arial" w:hAnsi="Arial" w:cs="Arial"/>
           <w:b/>
-          <w:sz w:val="24"/>
+          <w:color w:val="000000"/>
+          <w:sz w:val="22"/>
         </w:rPr>
         <w:t>/</w:t>
       </w:r>
       <w:r>
         <w:rPr>
-          <w:rFonts w:ascii="Arial" w:hAnsi="Arial"/>
+          <w:rFonts w:ascii="Arial" w:hAnsi="Arial" w:cs="Arial"/>
           <w:b/>
           <w:i/>
-          <w:sz w:val="24"/>
+          <w:color w:val="000000"/>
+          <w:sz w:val="22"/>
         </w:rPr>
         <w:t>TITLE</w:t>
       </w:r>
       <w:r>
         <w:rPr>
-          <w:rFonts w:ascii="Arial" w:hAnsi="Arial"/>
+          <w:rFonts w:ascii="Arial" w:hAnsi="Arial" w:cs="Arial"/>
           <w:b/>
-          <w:sz w:val="24"/>
+          <w:color w:val="000000"/>
+          <w:sz w:val="22"/>
         </w:rPr>
         <w:t>:</w:t>
       </w:r>
       <w:r>
+        <w:rPr>
+          <w:rFonts w:ascii="Arial" w:hAnsi="Arial" w:cs="Arial"/>
+          <w:color w:val="000000"/>
+          <w:sz w:val="22"/>
+        </w:rPr>
         <w:t xml:space="preserve">  </w:t>
       </w:r>
       <w:r>
         <w:rPr>
-          <w:rFonts w:ascii="Arial" w:hAnsi="Arial"/>
+          <w:rFonts w:ascii="Arial" w:hAnsi="Arial" w:cs="Arial"/>
           <w:b/>
-          <w:sz w:val="24"/>
+          <w:i w:val="0"/>
+          <w:color w:val="000000"/>
+          <w:sz w:val="22"/>
         </w:rPr>
-        <w:t>KESEDARAN KEMAS KINI IT (*IT UPDATE AWARENESS*)</w:t>
+        <w:t>KESEDARAN KEMAS KINI IT (</w:t>
+      </w:r>
+      <w:r>
+        <w:rPr>
+          <w:rFonts w:ascii="Arial" w:hAnsi="Arial" w:cs="Arial"/>
+          <w:b/>
+          <w:i/>
+          <w:color w:val="000000"/>
+          <w:sz w:val="22"/>
+        </w:rPr>
+        <w:t>IT UPDATE AWARENESS</w:t>
+      </w:r>
+      <w:r>
+        <w:rPr>
+          <w:rFonts w:ascii="Arial" w:hAnsi="Arial" w:cs="Arial"/>
+          <w:b/>
+          <w:i w:val="0"/>
+          <w:color w:val="000000"/>
+          <w:sz w:val="22"/>
+        </w:rPr>
+        <w:t>)</w:t>
       </w:r>
     </w:p>
     <w:p/>
     <w:p>
+      <w:pPr>
+        <w:spacing w:line="276" w:lineRule="auto" w:after="120"/>
+        <w:jc w:val="left"/>
+      </w:pPr>
       <w:r>
         <w:rPr>
-          <w:rFonts w:ascii="Arial" w:hAnsi="Arial"/>
+          <w:rFonts w:ascii="Arial" w:hAnsi="Arial" w:cs="Arial"/>
           <w:b/>
-          <w:sz w:val="24"/>
+          <w:color w:val="000000"/>
+          <w:sz w:val="22"/>
         </w:rPr>
         <w:t>TUJUAN</w:t>
       </w:r>
       <w:r>
         <w:rPr>
-          <w:rFonts w:ascii="Arial" w:hAnsi="Arial"/>
+          <w:rFonts w:ascii="Arial" w:hAnsi="Arial" w:cs="Arial"/>
           <w:b/>
-          <w:sz w:val="24"/>
+          <w:color w:val="000000"/>
+          <w:sz w:val="22"/>
         </w:rPr>
         <w:t>/</w:t>
       </w:r>
       <w:r>
         <w:rPr>
-          <w:rFonts w:ascii="Arial" w:hAnsi="Arial"/>
+          <w:rFonts w:ascii="Arial" w:hAnsi="Arial" w:cs="Arial"/>
           <w:b/>
           <w:i/>
-          <w:sz w:val="24"/>
+          <w:color w:val="000000"/>
+          <w:sz w:val="22"/>
         </w:rPr>
         <w:t>PURPOSE</w:t>
       </w:r>
       <w:r>
         <w:rPr>
-          <w:rFonts w:ascii="Arial" w:hAnsi="Arial"/>
+          <w:rFonts w:ascii="Arial" w:hAnsi="Arial" w:cs="Arial"/>
           <w:b/>
-          <w:sz w:val="24"/>
+          <w:color w:val="000000"/>
+          <w:sz w:val="22"/>
         </w:rPr>
         <w:t>:</w:t>
       </w:r>
@@ -87,67 +709,79 @@
     <w:p/>
     <w:p>
       <w:pPr>
-        <w:spacing w:after="160"/>
+        <w:spacing w:after="120" w:line="276" w:lineRule="auto"/>
+        <w:jc w:val="left"/>
       </w:pPr>
       <w:r>
         <w:rPr>
-          <w:rFonts w:ascii="Arial" w:hAnsi="Arial"/>
+          <w:rFonts w:ascii="Arial" w:hAnsi="Arial" w:cs="Arial"/>
           <w:b w:val="0"/>
           <w:i w:val="0"/>
+          <w:color w:val="000000"/>
           <w:sz w:val="22"/>
         </w:rPr>
         <w:t>Kertas Penerangan ini bertujuan menjelaskan Kesedaran Kemas Kini Teknologi Maklumat (</w:t>
       </w:r>
       <w:r>
         <w:rPr>
-          <w:rFonts w:ascii="Arial" w:hAnsi="Arial"/>
+          <w:rFonts w:ascii="Arial" w:hAnsi="Arial" w:cs="Arial"/>
           <w:b w:val="0"/>
           <w:i/>
+          <w:color w:val="000000"/>
           <w:sz w:val="22"/>
         </w:rPr>
         <w:t>IT Update Awareness</w:t>
       </w:r>
       <w:r>
         <w:rPr>
-          <w:rFonts w:ascii="Arial" w:hAnsi="Arial"/>
+          <w:rFonts w:ascii="Arial" w:hAnsi="Arial" w:cs="Arial"/>
           <w:b w:val="0"/>
           <w:i w:val="0"/>
+          <w:color w:val="000000"/>
           <w:sz w:val="22"/>
         </w:rPr>
         <w:t>) dalam operasi IT sesebuah organisasi. Individu yang kompeten dalam Kebolehan Teras ini mestilah dapat menyerap dan sentiasa peka terhadap kemas kini teknologi maklumat dalam kerja hariannya.</w:t>
       </w:r>
     </w:p>
     <w:p>
+      <w:pPr>
+        <w:spacing w:line="276" w:lineRule="auto" w:after="120"/>
+        <w:jc w:val="left"/>
+      </w:pPr>
       <w:r>
         <w:rPr>
-          <w:rFonts w:ascii="Arial" w:hAnsi="Arial"/>
+          <w:rFonts w:ascii="Arial" w:hAnsi="Arial" w:cs="Arial"/>
           <w:b/>
-          <w:sz w:val="24"/>
+          <w:color w:val="000000"/>
+          <w:sz w:val="22"/>
         </w:rPr>
         <w:t>PENERANGAN</w:t>
       </w:r>
       <w:r>
         <w:rPr>
-          <w:rFonts w:ascii="Arial" w:hAnsi="Arial"/>
+          <w:rFonts w:ascii="Arial" w:hAnsi="Arial" w:cs="Arial"/>
           <w:b/>
-          <w:sz w:val="24"/>
+          <w:color w:val="000000"/>
+          <w:sz w:val="22"/>
         </w:rPr>
         <w:t>/</w:t>
       </w:r>
       <w:r>
         <w:rPr>
-          <w:rFonts w:ascii="Arial" w:hAnsi="Arial"/>
+          <w:rFonts w:ascii="Arial" w:hAnsi="Arial" w:cs="Arial"/>
           <w:b/>
           <w:i/>
-          <w:sz w:val="24"/>
+          <w:color w:val="000000"/>
+          <w:sz w:val="22"/>
         </w:rPr>
         <w:t>INFORMATION</w:t>
       </w:r>
       <w:r>
         <w:rPr>
-          <w:rFonts w:ascii="Arial" w:hAnsi="Arial"/>
+          <w:rFonts w:ascii="Arial" w:hAnsi="Arial" w:cs="Arial"/>
           <w:b/>
-          <w:sz w:val="24"/>
+          <w:color w:val="000000"/>
+          <w:sz w:val="22"/>
         </w:rPr>
         <w:t>:</w:t>
       </w:r>
@@ -155,63 +789,71 @@
     <w:p/>
     <w:p>
       <w:pPr>
-        <w:spacing w:before="200"/>
+        <w:spacing w:before="120" w:after="120" w:line="276" w:lineRule="auto"/>
+        <w:jc w:val="left"/>
       </w:pPr>
       <w:r>
         <w:rPr>
-          <w:rFonts w:ascii="Arial" w:hAnsi="Arial"/>
+          <w:rFonts w:ascii="Arial" w:hAnsi="Arial" w:cs="Arial"/>
           <w:b/>
           <w:i w:val="0"/>
-          <w:sz w:val="24"/>
+          <w:color w:val="000000"/>
+          <w:sz w:val="22"/>
         </w:rPr>
         <w:t>1. Definisi (</w:t>
       </w:r>
       <w:r>
         <w:rPr>
-          <w:rFonts w:ascii="Arial" w:hAnsi="Arial"/>
+          <w:rFonts w:ascii="Arial" w:hAnsi="Arial" w:cs="Arial"/>
           <w:b/>
           <w:i/>
-          <w:sz w:val="24"/>
+          <w:color w:val="000000"/>
+          <w:sz w:val="22"/>
         </w:rPr>
         <w:t>Definition</w:t>
       </w:r>
       <w:r>
         <w:rPr>
-          <w:rFonts w:ascii="Arial" w:hAnsi="Arial"/>
+          <w:rFonts w:ascii="Arial" w:hAnsi="Arial" w:cs="Arial"/>
           <w:b/>
           <w:i w:val="0"/>
-          <w:sz w:val="24"/>
+          <w:color w:val="000000"/>
+          <w:sz w:val="22"/>
         </w:rPr>
         <w:t>)</w:t>
       </w:r>
     </w:p>
     <w:p>
       <w:pPr>
-        <w:spacing w:after="160"/>
+        <w:spacing w:after="120" w:line="276" w:lineRule="auto"/>
+        <w:jc w:val="left"/>
       </w:pPr>
       <w:r>
         <w:rPr>
-          <w:rFonts w:ascii="Arial" w:hAnsi="Arial"/>
+          <w:rFonts w:ascii="Arial" w:hAnsi="Arial" w:cs="Arial"/>
           <w:b w:val="0"/>
           <w:i w:val="0"/>
+          <w:color w:val="000000"/>
           <w:sz w:val="22"/>
         </w:rPr>
         <w:t>1.1 Teknologi Maklumat (</w:t>
       </w:r>
       <w:r>
         <w:rPr>
-          <w:rFonts w:ascii="Arial" w:hAnsi="Arial"/>
+          <w:rFonts w:ascii="Arial" w:hAnsi="Arial" w:cs="Arial"/>
           <w:b w:val="0"/>
           <w:i/>
+          <w:color w:val="000000"/>
           <w:sz w:val="22"/>
         </w:rPr>
         <w:t>Information Technology</w:t>
       </w:r>
       <w:r>
         <w:rPr>
-          <w:rFonts w:ascii="Arial" w:hAnsi="Arial"/>
+          <w:rFonts w:ascii="Arial" w:hAnsi="Arial" w:cs="Arial"/>
           <w:b w:val="0"/>
           <w:i w:val="0"/>
+          <w:color w:val="000000"/>
           <w:sz w:val="22"/>
         </w:rPr>
         <w:t>, IT) ialah aplikasi komputer dan peralatan telekomunikasi untuk menyimpan, mendapatkan semula, menghantar dan memanipulasi data, selalunya dalam konteks perniagaan atau organisasi lain.</w:t>
@@ -219,31 +861,35 @@
     </w:p>
     <w:p>
       <w:pPr>
-        <w:spacing w:after="160"/>
+        <w:spacing w:after="120" w:line="276" w:lineRule="auto"/>
+        <w:jc w:val="left"/>
       </w:pPr>
       <w:r>
         <w:rPr>
-          <w:rFonts w:ascii="Arial" w:hAnsi="Arial"/>
+          <w:rFonts w:ascii="Arial" w:hAnsi="Arial" w:cs="Arial"/>
           <w:b w:val="0"/>
           <w:i w:val="0"/>
+          <w:color w:val="000000"/>
           <w:sz w:val="22"/>
         </w:rPr>
         <w:t>1.2 Sistem Maklumat (</w:t>
       </w:r>
       <w:r>
         <w:rPr>
-          <w:rFonts w:ascii="Arial" w:hAnsi="Arial"/>
+          <w:rFonts w:ascii="Arial" w:hAnsi="Arial" w:cs="Arial"/>
           <w:b w:val="0"/>
           <w:i/>
+          <w:color w:val="000000"/>
           <w:sz w:val="22"/>
         </w:rPr>
         <w:t>Information System</w:t>
       </w:r>
       <w:r>
         <w:rPr>
-          <w:rFonts w:ascii="Arial" w:hAnsi="Arial"/>
+          <w:rFonts w:ascii="Arial" w:hAnsi="Arial" w:cs="Arial"/>
           <w:b w:val="0"/>
           <w:i w:val="0"/>
+          <w:color w:val="000000"/>
           <w:sz w:val="22"/>
         </w:rPr>
         <w:t>, IS) ialah sistem yang terdiri daripada manusia dan komputer yang memproses atau mentafsir maklumat. Istilah ini juga kadangkala digunakan secara terhad untuk merujuk hanya kepada perisian yang menjalankan pangkalan data berkomputer, atau hanya kepada sistem komputer itu sendiri.</w:t>
@@ -251,13 +897,15 @@
     </w:p>
     <w:p>
       <w:pPr>
-        <w:spacing w:after="160"/>
+        <w:spacing w:after="120" w:line="276" w:lineRule="auto"/>
+        <w:jc w:val="left"/>
       </w:pPr>
       <w:r>
         <w:rPr>
-          <w:rFonts w:ascii="Arial" w:hAnsi="Arial"/>
+          <w:rFonts w:ascii="Arial" w:hAnsi="Arial" w:cs="Arial"/>
           <w:b w:val="0"/>
           <w:i w:val="0"/>
+          <w:color w:val="000000"/>
           <w:sz w:val="22"/>
         </w:rPr>
         <w:t>1.3 Sistem maklumat juga pada asasnya adalah kajian akademik tentang sistem dengan rujukan khusus kepada maklumat dan rangkaian perkakasan serta perisian yang saling melengkapi, yang digunakan oleh manusia dan organisasi untuk mengumpul, menapis, memproses, mencipta dan mengedar data.</w:t>
@@ -265,31 +913,35 @@
     </w:p>
     <w:p>
       <w:pPr>
-        <w:spacing w:after="160"/>
+        <w:spacing w:after="120" w:line="276" w:lineRule="auto"/>
+        <w:jc w:val="left"/>
       </w:pPr>
       <w:r>
         <w:rPr>
-          <w:rFonts w:ascii="Arial" w:hAnsi="Arial"/>
+          <w:rFonts w:ascii="Arial" w:hAnsi="Arial" w:cs="Arial"/>
           <w:b w:val="0"/>
           <w:i w:val="0"/>
+          <w:color w:val="000000"/>
           <w:sz w:val="22"/>
         </w:rPr>
         <w:t>1.4 Mana-mana sistem maklumat khusus bertujuan menyokong operasi, pengurusan dan pembuatan keputusan. Sistem maklumat ialah teknologi maklumat dan komunikasi (</w:t>
       </w:r>
       <w:r>
         <w:rPr>
-          <w:rFonts w:ascii="Arial" w:hAnsi="Arial"/>
+          <w:rFonts w:ascii="Arial" w:hAnsi="Arial" w:cs="Arial"/>
           <w:b w:val="0"/>
           <w:i/>
+          <w:color w:val="000000"/>
           <w:sz w:val="22"/>
         </w:rPr>
         <w:t>ICT</w:t>
       </w:r>
       <w:r>
         <w:rPr>
-          <w:rFonts w:ascii="Arial" w:hAnsi="Arial"/>
+          <w:rFonts w:ascii="Arial" w:hAnsi="Arial" w:cs="Arial"/>
           <w:b w:val="0"/>
           <w:i w:val="0"/>
+          <w:color w:val="000000"/>
           <w:sz w:val="22"/>
         </w:rPr>
         <w:t>) yang digunakan oleh sesebuah organisasi, serta cara manusia berinteraksi dengan teknologi ini bagi menyokong proses perniagaan.</w:t>
@@ -297,13 +949,15 @@
     </w:p>
     <w:p>
       <w:pPr>
-        <w:spacing w:after="160"/>
+        <w:spacing w:after="120" w:line="276" w:lineRule="auto"/>
+        <w:jc w:val="left"/>
       </w:pPr>
       <w:r>
         <w:rPr>
-          <w:rFonts w:ascii="Arial" w:hAnsi="Arial"/>
+          <w:rFonts w:ascii="Arial" w:hAnsi="Arial" w:cs="Arial"/>
           <w:b w:val="0"/>
           <w:i w:val="0"/>
+          <w:color w:val="000000"/>
           <w:sz w:val="22"/>
         </w:rPr>
         <w:t>1.5 Literasi teknologi ialah keupayaan seseorang individu, sama ada bekerja secara bersendirian atau bersama orang lain, untuk menggunakan alat teknologi secara bertanggungjawab, sesuai dan berkesan bagi mengakses, mengurus, mengintegrasi, menilai, mereka bentuk, mencipta dan menyampaikan maklumat. Ini merupakan pengetahuan dan kemahiran sepanjang hayat dalam abad ke-21.</w:t>
@@ -311,112 +965,125 @@
     </w:p>
     <w:p>
       <w:pPr>
-        <w:spacing w:after="160"/>
+        <w:spacing w:after="120" w:line="276" w:lineRule="auto"/>
+        <w:jc w:val="left"/>
       </w:pPr>
       <w:r>
         <w:rPr>
-          <w:rFonts w:ascii="Arial" w:hAnsi="Arial"/>
+          <w:rFonts w:ascii="Arial" w:hAnsi="Arial" w:cs="Arial"/>
           <w:b w:val="0"/>
           <w:i/>
+          <w:color w:val="000000"/>
           <w:sz w:val="22"/>
         </w:rPr>
         <w:t>Konteks studio penyuntingan video:</w:t>
       </w:r>
       <w:r>
         <w:rPr>
-          <w:rFonts w:ascii="Arial" w:hAnsi="Arial"/>
+          <w:rFonts w:ascii="Arial" w:hAnsi="Arial" w:cs="Arial"/>
           <w:b w:val="0"/>
           <w:i w:val="0"/>
+          <w:color w:val="000000"/>
           <w:sz w:val="22"/>
         </w:rPr>
         <w:t xml:space="preserve"> seorang </w:t>
       </w:r>
       <w:r>
         <w:rPr>
-          <w:rFonts w:ascii="Arial" w:hAnsi="Arial"/>
+          <w:rFonts w:ascii="Arial" w:hAnsi="Arial" w:cs="Arial"/>
           <w:b w:val="0"/>
           <w:i/>
+          <w:color w:val="000000"/>
           <w:sz w:val="22"/>
         </w:rPr>
         <w:t>Video Editor</w:t>
       </w:r>
       <w:r>
         <w:rPr>
-          <w:rFonts w:ascii="Arial" w:hAnsi="Arial"/>
+          <w:rFonts w:ascii="Arial" w:hAnsi="Arial" w:cs="Arial"/>
           <w:b w:val="0"/>
           <w:i w:val="0"/>
+          <w:color w:val="000000"/>
           <w:sz w:val="22"/>
         </w:rPr>
         <w:t xml:space="preserve"> di studio pasca-pengeluaran berinteraksi dengan IT setiap hari — daripada memuat naik </w:t>
       </w:r>
       <w:r>
         <w:rPr>
-          <w:rFonts w:ascii="Arial" w:hAnsi="Arial"/>
+          <w:rFonts w:ascii="Arial" w:hAnsi="Arial" w:cs="Arial"/>
           <w:b w:val="0"/>
           <w:i/>
+          <w:color w:val="000000"/>
           <w:sz w:val="22"/>
         </w:rPr>
         <w:t>raw footage</w:t>
       </w:r>
       <w:r>
         <w:rPr>
-          <w:rFonts w:ascii="Arial" w:hAnsi="Arial"/>
+          <w:rFonts w:ascii="Arial" w:hAnsi="Arial" w:cs="Arial"/>
           <w:b w:val="0"/>
           <w:i w:val="0"/>
+          <w:color w:val="000000"/>
           <w:sz w:val="22"/>
         </w:rPr>
         <w:t xml:space="preserve"> ke </w:t>
       </w:r>
       <w:r>
         <w:rPr>
-          <w:rFonts w:ascii="Arial" w:hAnsi="Arial"/>
+          <w:rFonts w:ascii="Arial" w:hAnsi="Arial" w:cs="Arial"/>
           <w:b w:val="0"/>
           <w:i/>
+          <w:color w:val="000000"/>
           <w:sz w:val="22"/>
         </w:rPr>
         <w:t>server</w:t>
       </w:r>
       <w:r>
         <w:rPr>
-          <w:rFonts w:ascii="Arial" w:hAnsi="Arial"/>
+          <w:rFonts w:ascii="Arial" w:hAnsi="Arial" w:cs="Arial"/>
           <w:b w:val="0"/>
           <w:i w:val="0"/>
+          <w:color w:val="000000"/>
           <w:sz w:val="22"/>
         </w:rPr>
         <w:t xml:space="preserve">, menjalankan perisian </w:t>
       </w:r>
       <w:r>
         <w:rPr>
-          <w:rFonts w:ascii="Arial" w:hAnsi="Arial"/>
+          <w:rFonts w:ascii="Arial" w:hAnsi="Arial" w:cs="Arial"/>
           <w:b w:val="0"/>
           <w:i/>
+          <w:color w:val="000000"/>
           <w:sz w:val="22"/>
         </w:rPr>
         <w:t>Non-Linear Editing</w:t>
       </w:r>
       <w:r>
         <w:rPr>
-          <w:rFonts w:ascii="Arial" w:hAnsi="Arial"/>
+          <w:rFonts w:ascii="Arial" w:hAnsi="Arial" w:cs="Arial"/>
           <w:b w:val="0"/>
           <w:i w:val="0"/>
+          <w:color w:val="000000"/>
           <w:sz w:val="22"/>
         </w:rPr>
         <w:t xml:space="preserve"> (NLE), sehingga menghantar </w:t>
       </w:r>
       <w:r>
         <w:rPr>
-          <w:rFonts w:ascii="Arial" w:hAnsi="Arial"/>
+          <w:rFonts w:ascii="Arial" w:hAnsi="Arial" w:cs="Arial"/>
           <w:b w:val="0"/>
           <w:i/>
+          <w:color w:val="000000"/>
           <w:sz w:val="22"/>
         </w:rPr>
         <w:t>deliverable</w:t>
       </w:r>
       <w:r>
         <w:rPr>
-          <w:rFonts w:ascii="Arial" w:hAnsi="Arial"/>
+          <w:rFonts w:ascii="Arial" w:hAnsi="Arial" w:cs="Arial"/>
           <w:b w:val="0"/>
           <w:i w:val="0"/>
+          <w:color w:val="000000"/>
           <w:sz w:val="22"/>
         </w:rPr>
         <w:t xml:space="preserve"> akhir kepada klien melalui portal awan. Kesedaran IT bukan pilihan tetapi keperluan asas kerja.</w:t>
@@ -424,45 +1091,51 @@
     </w:p>
     <w:p>
       <w:pPr>
-        <w:spacing w:before="200"/>
+        <w:spacing w:before="120" w:after="120" w:line="276" w:lineRule="auto"/>
+        <w:jc w:val="left"/>
       </w:pPr>
       <w:r>
         <w:rPr>
-          <w:rFonts w:ascii="Arial" w:hAnsi="Arial"/>
+          <w:rFonts w:ascii="Arial" w:hAnsi="Arial" w:cs="Arial"/>
           <w:b/>
           <w:i w:val="0"/>
-          <w:sz w:val="24"/>
+          <w:color w:val="000000"/>
+          <w:sz w:val="22"/>
         </w:rPr>
         <w:t>2. Komponen Teknologi Sistem Maklumat (</w:t>
       </w:r>
       <w:r>
         <w:rPr>
-          <w:rFonts w:ascii="Arial" w:hAnsi="Arial"/>
+          <w:rFonts w:ascii="Arial" w:hAnsi="Arial" w:cs="Arial"/>
           <w:b/>
           <w:i/>
-          <w:sz w:val="24"/>
+          <w:color w:val="000000"/>
+          <w:sz w:val="22"/>
         </w:rPr>
         <w:t>Components of Information System Technologies</w:t>
       </w:r>
       <w:r>
         <w:rPr>
-          <w:rFonts w:ascii="Arial" w:hAnsi="Arial"/>
+          <w:rFonts w:ascii="Arial" w:hAnsi="Arial" w:cs="Arial"/>
           <w:b/>
           <w:i w:val="0"/>
-          <w:sz w:val="24"/>
+          <w:color w:val="000000"/>
+          <w:sz w:val="22"/>
         </w:rPr>
         <w:t>)</w:t>
       </w:r>
     </w:p>
     <w:p>
       <w:pPr>
-        <w:spacing w:after="160"/>
+        <w:spacing w:after="120" w:line="276" w:lineRule="auto"/>
+        <w:jc w:val="left"/>
       </w:pPr>
       <w:r>
         <w:rPr>
-          <w:rFonts w:ascii="Arial" w:hAnsi="Arial"/>
+          <w:rFonts w:ascii="Arial" w:hAnsi="Arial" w:cs="Arial"/>
           <w:b w:val="0"/>
           <w:i w:val="0"/>
+          <w:color w:val="000000"/>
           <w:sz w:val="22"/>
         </w:rPr>
         <w:t>2.1 Terdapat 6 komponen Teknologi Sistem Maklumat secara amnya, iaitu:</w:t>
@@ -470,121 +1143,155 @@
     </w:p>
     <w:p>
       <w:pPr>
-        <w:spacing w:after="160"/>
+        <w:spacing w:after="120" w:line="276" w:lineRule="auto"/>
+        <w:jc w:val="left"/>
       </w:pPr>
       <w:r>
         <w:rPr>
-          <w:rFonts w:ascii="Arial" w:hAnsi="Arial"/>
+          <w:rFonts w:ascii="Arial" w:hAnsi="Arial" w:cs="Arial"/>
           <w:b w:val="0"/>
           <w:i w:val="0"/>
+          <w:color w:val="000000"/>
           <w:sz w:val="22"/>
         </w:rPr>
         <w:t xml:space="preserve">i) </w:t>
       </w:r>
       <w:r>
         <w:rPr>
-          <w:rFonts w:ascii="Arial" w:hAnsi="Arial"/>
+          <w:rFonts w:ascii="Arial" w:hAnsi="Arial" w:cs="Arial"/>
           <w:b/>
           <w:i w:val="0"/>
+          <w:color w:val="000000"/>
           <w:sz w:val="22"/>
         </w:rPr>
-        <w:t>Perkakasan (*Hardware*)</w:t>
+        <w:t>Perkakasan (</w:t>
       </w:r>
       <w:r>
         <w:rPr>
-          <w:rFonts w:ascii="Arial" w:hAnsi="Arial"/>
+          <w:rFonts w:ascii="Arial" w:hAnsi="Arial" w:cs="Arial"/>
+          <w:b/>
+          <w:i/>
+          <w:color w:val="000000"/>
+          <w:sz w:val="22"/>
+        </w:rPr>
+        <w:t>Hardware</w:t>
+      </w:r>
+      <w:r>
+        <w:rPr>
+          <w:rFonts w:ascii="Arial" w:hAnsi="Arial" w:cs="Arial"/>
+          <w:b/>
+          <w:i w:val="0"/>
+          <w:color w:val="000000"/>
+          <w:sz w:val="22"/>
+        </w:rPr>
+        <w:t>)</w:t>
+      </w:r>
+      <w:r>
+        <w:rPr>
+          <w:rFonts w:ascii="Arial" w:hAnsi="Arial" w:cs="Arial"/>
           <w:b w:val="0"/>
           <w:i w:val="0"/>
+          <w:color w:val="000000"/>
           <w:sz w:val="22"/>
         </w:rPr>
         <w:t xml:space="preserve"> — merujuk kepada jentera. Kategori ini termasuk komputer itu sendiri (</w:t>
       </w:r>
       <w:r>
         <w:rPr>
-          <w:rFonts w:ascii="Arial" w:hAnsi="Arial"/>
+          <w:rFonts w:ascii="Arial" w:hAnsi="Arial" w:cs="Arial"/>
           <w:b w:val="0"/>
           <w:i/>
+          <w:color w:val="000000"/>
           <w:sz w:val="22"/>
         </w:rPr>
         <w:t>Central Processing Unit</w:t>
       </w:r>
       <w:r>
         <w:rPr>
-          <w:rFonts w:ascii="Arial" w:hAnsi="Arial"/>
+          <w:rFonts w:ascii="Arial" w:hAnsi="Arial" w:cs="Arial"/>
           <w:b w:val="0"/>
           <w:i w:val="0"/>
+          <w:color w:val="000000"/>
           <w:sz w:val="22"/>
         </w:rPr>
         <w:t xml:space="preserve">, CPU) dan semua peralatan sokongannya seperti peranti input/output, peranti storan dan peranti komunikasi. </w:t>
       </w:r>
       <w:r>
         <w:rPr>
-          <w:rFonts w:ascii="Arial" w:hAnsi="Arial"/>
+          <w:rFonts w:ascii="Arial" w:hAnsi="Arial" w:cs="Arial"/>
           <w:b w:val="0"/>
           <w:i/>
+          <w:color w:val="000000"/>
           <w:sz w:val="22"/>
         </w:rPr>
         <w:t>Contoh studio:</w:t>
       </w:r>
       <w:r>
         <w:rPr>
-          <w:rFonts w:ascii="Arial" w:hAnsi="Arial"/>
+          <w:rFonts w:ascii="Arial" w:hAnsi="Arial" w:cs="Arial"/>
           <w:b w:val="0"/>
           <w:i w:val="0"/>
+          <w:color w:val="000000"/>
           <w:sz w:val="22"/>
         </w:rPr>
         <w:t xml:space="preserve"> stesen kerja </w:t>
       </w:r>
       <w:r>
         <w:rPr>
-          <w:rFonts w:ascii="Arial" w:hAnsi="Arial"/>
+          <w:rFonts w:ascii="Arial" w:hAnsi="Arial" w:cs="Arial"/>
           <w:b w:val="0"/>
           <w:i/>
+          <w:color w:val="000000"/>
           <w:sz w:val="22"/>
         </w:rPr>
         <w:t>editing</w:t>
       </w:r>
       <w:r>
         <w:rPr>
-          <w:rFonts w:ascii="Arial" w:hAnsi="Arial"/>
+          <w:rFonts w:ascii="Arial" w:hAnsi="Arial" w:cs="Arial"/>
           <w:b w:val="0"/>
           <w:i w:val="0"/>
+          <w:color w:val="000000"/>
           <w:sz w:val="22"/>
         </w:rPr>
         <w:t xml:space="preserve"> berspesifikasi tinggi, kad grafik (GPU) untuk render, dan cakera keras luaran/</w:t>
       </w:r>
       <w:r>
         <w:rPr>
-          <w:rFonts w:ascii="Arial" w:hAnsi="Arial"/>
+          <w:rFonts w:ascii="Arial" w:hAnsi="Arial" w:cs="Arial"/>
           <w:b w:val="0"/>
           <w:i/>
+          <w:color w:val="000000"/>
           <w:sz w:val="22"/>
         </w:rPr>
         <w:t>RAID</w:t>
       </w:r>
       <w:r>
         <w:rPr>
-          <w:rFonts w:ascii="Arial" w:hAnsi="Arial"/>
+          <w:rFonts w:ascii="Arial" w:hAnsi="Arial" w:cs="Arial"/>
           <w:b w:val="0"/>
           <w:i w:val="0"/>
+          <w:color w:val="000000"/>
           <w:sz w:val="22"/>
         </w:rPr>
         <w:t xml:space="preserve"> untuk storan </w:t>
       </w:r>
       <w:r>
         <w:rPr>
-          <w:rFonts w:ascii="Arial" w:hAnsi="Arial"/>
+          <w:rFonts w:ascii="Arial" w:hAnsi="Arial" w:cs="Arial"/>
           <w:b w:val="0"/>
           <w:i/>
+          <w:color w:val="000000"/>
           <w:sz w:val="22"/>
         </w:rPr>
         <w:t>footage</w:t>
       </w:r>
       <w:r>
         <w:rPr>
-          <w:rFonts w:ascii="Arial" w:hAnsi="Arial"/>
+          <w:rFonts w:ascii="Arial" w:hAnsi="Arial" w:cs="Arial"/>
           <w:b w:val="0"/>
           <w:i w:val="0"/>
+          <w:color w:val="000000"/>
           <w:sz w:val="22"/>
         </w:rPr>
         <w:t>.</w:t>
@@ -592,49 +1299,75 @@
     </w:p>
     <w:p>
       <w:pPr>
-        <w:spacing w:after="160"/>
+        <w:spacing w:after="120" w:line="276" w:lineRule="auto"/>
+        <w:jc w:val="left"/>
       </w:pPr>
       <w:r>
         <w:rPr>
-          <w:rFonts w:ascii="Arial" w:hAnsi="Arial"/>
+          <w:rFonts w:ascii="Arial" w:hAnsi="Arial" w:cs="Arial"/>
           <w:b w:val="0"/>
           <w:i w:val="0"/>
+          <w:color w:val="000000"/>
           <w:sz w:val="22"/>
         </w:rPr>
         <w:t xml:space="preserve">ii) </w:t>
       </w:r>
       <w:r>
         <w:rPr>
-          <w:rFonts w:ascii="Arial" w:hAnsi="Arial"/>
+          <w:rFonts w:ascii="Arial" w:hAnsi="Arial" w:cs="Arial"/>
           <w:b/>
           <w:i w:val="0"/>
+          <w:color w:val="000000"/>
           <w:sz w:val="22"/>
         </w:rPr>
-        <w:t>Perisian (*Software*)</w:t>
+        <w:t>Perisian (</w:t>
       </w:r>
       <w:r>
         <w:rPr>
-          <w:rFonts w:ascii="Arial" w:hAnsi="Arial"/>
+          <w:rFonts w:ascii="Arial" w:hAnsi="Arial" w:cs="Arial"/>
+          <w:b/>
+          <w:i/>
+          <w:color w:val="000000"/>
+          <w:sz w:val="22"/>
+        </w:rPr>
+        <w:t>Software</w:t>
+      </w:r>
+      <w:r>
+        <w:rPr>
+          <w:rFonts w:ascii="Arial" w:hAnsi="Arial" w:cs="Arial"/>
+          <w:b/>
+          <w:i w:val="0"/>
+          <w:color w:val="000000"/>
+          <w:sz w:val="22"/>
+        </w:rPr>
+        <w:t>)</w:t>
+      </w:r>
+      <w:r>
+        <w:rPr>
+          <w:rFonts w:ascii="Arial" w:hAnsi="Arial" w:cs="Arial"/>
           <w:b w:val="0"/>
           <w:i w:val="0"/>
+          <w:color w:val="000000"/>
           <w:sz w:val="22"/>
         </w:rPr>
         <w:t xml:space="preserve"> — merujuk kepada program komputer dan manual yang menyokongnya. Program adalah arahan boleh baca mesin yang mengarahkan litar dalam perkakasan berfungsi menghasilkan maklumat berguna daripada data. </w:t>
       </w:r>
       <w:r>
         <w:rPr>
-          <w:rFonts w:ascii="Arial" w:hAnsi="Arial"/>
+          <w:rFonts w:ascii="Arial" w:hAnsi="Arial" w:cs="Arial"/>
           <w:b w:val="0"/>
           <w:i/>
+          <w:color w:val="000000"/>
           <w:sz w:val="22"/>
         </w:rPr>
         <w:t>Contoh studio:</w:t>
       </w:r>
       <w:r>
         <w:rPr>
-          <w:rFonts w:ascii="Arial" w:hAnsi="Arial"/>
+          <w:rFonts w:ascii="Arial" w:hAnsi="Arial" w:cs="Arial"/>
           <w:b w:val="0"/>
           <w:i w:val="0"/>
+          <w:color w:val="000000"/>
           <w:sz w:val="22"/>
         </w:rPr>
         <w:t xml:space="preserve"> Adobe Premiere Pro, DaVinci Resolve, Avid Media Composer.</w:t>
@@ -642,85 +1375,95 @@
     </w:p>
     <w:p>
       <w:pPr>
-        <w:spacing w:after="160"/>
+        <w:spacing w:after="120" w:line="276" w:lineRule="auto"/>
+        <w:jc w:val="left"/>
       </w:pPr>
       <w:r>
         <w:rPr>
-          <w:rFonts w:ascii="Arial" w:hAnsi="Arial"/>
+          <w:rFonts w:ascii="Arial" w:hAnsi="Arial" w:cs="Arial"/>
           <w:b w:val="0"/>
           <w:i w:val="0"/>
+          <w:color w:val="000000"/>
           <w:sz w:val="22"/>
         </w:rPr>
         <w:t xml:space="preserve">iii) </w:t>
       </w:r>
       <w:r>
         <w:rPr>
-          <w:rFonts w:ascii="Arial" w:hAnsi="Arial"/>
+          <w:rFonts w:ascii="Arial" w:hAnsi="Arial" w:cs="Arial"/>
           <w:b/>
           <w:i w:val="0"/>
+          <w:color w:val="000000"/>
           <w:sz w:val="22"/>
         </w:rPr>
         <w:t>Data</w:t>
       </w:r>
       <w:r>
         <w:rPr>
-          <w:rFonts w:ascii="Arial" w:hAnsi="Arial"/>
+          <w:rFonts w:ascii="Arial" w:hAnsi="Arial" w:cs="Arial"/>
           <w:b w:val="0"/>
           <w:i w:val="0"/>
+          <w:color w:val="000000"/>
           <w:sz w:val="22"/>
         </w:rPr>
         <w:t xml:space="preserve"> — fakta yang digunakan oleh program untuk menghasilkan maklumat berguna. </w:t>
       </w:r>
       <w:r>
         <w:rPr>
-          <w:rFonts w:ascii="Arial" w:hAnsi="Arial"/>
+          <w:rFonts w:ascii="Arial" w:hAnsi="Arial" w:cs="Arial"/>
           <w:b w:val="0"/>
           <w:i/>
+          <w:color w:val="000000"/>
           <w:sz w:val="22"/>
         </w:rPr>
         <w:t>Contoh studio:</w:t>
       </w:r>
       <w:r>
         <w:rPr>
-          <w:rFonts w:ascii="Arial" w:hAnsi="Arial"/>
+          <w:rFonts w:ascii="Arial" w:hAnsi="Arial" w:cs="Arial"/>
           <w:b w:val="0"/>
           <w:i w:val="0"/>
+          <w:color w:val="000000"/>
           <w:sz w:val="22"/>
         </w:rPr>
         <w:t xml:space="preserve"> fail </w:t>
       </w:r>
       <w:r>
         <w:rPr>
-          <w:rFonts w:ascii="Arial" w:hAnsi="Arial"/>
+          <w:rFonts w:ascii="Arial" w:hAnsi="Arial" w:cs="Arial"/>
           <w:b w:val="0"/>
           <w:i/>
+          <w:color w:val="000000"/>
           <w:sz w:val="22"/>
         </w:rPr>
         <w:t>footage</w:t>
       </w:r>
       <w:r>
         <w:rPr>
-          <w:rFonts w:ascii="Arial" w:hAnsi="Arial"/>
+          <w:rFonts w:ascii="Arial" w:hAnsi="Arial" w:cs="Arial"/>
           <w:b w:val="0"/>
           <w:i w:val="0"/>
+          <w:color w:val="000000"/>
           <w:sz w:val="22"/>
         </w:rPr>
         <w:t xml:space="preserve"> mentah, fail projek </w:t>
       </w:r>
       <w:r>
         <w:rPr>
-          <w:rFonts w:ascii="Arial" w:hAnsi="Arial"/>
+          <w:rFonts w:ascii="Arial" w:hAnsi="Arial" w:cs="Arial"/>
           <w:b w:val="0"/>
           <w:i/>
+          <w:color w:val="000000"/>
           <w:sz w:val="22"/>
         </w:rPr>
         <w:t>timeline</w:t>
       </w:r>
       <w:r>
         <w:rPr>
-          <w:rFonts w:ascii="Arial" w:hAnsi="Arial"/>
+          <w:rFonts w:ascii="Arial" w:hAnsi="Arial" w:cs="Arial"/>
           <w:b w:val="0"/>
           <w:i w:val="0"/>
+          <w:color w:val="000000"/>
           <w:sz w:val="22"/>
         </w:rPr>
         <w:t>, metadata klip.</w:t>
@@ -728,85 +1471,115 @@
     </w:p>
     <w:p>
       <w:pPr>
-        <w:spacing w:after="160"/>
+        <w:spacing w:after="120" w:line="276" w:lineRule="auto"/>
+        <w:jc w:val="left"/>
       </w:pPr>
       <w:r>
         <w:rPr>
-          <w:rFonts w:ascii="Arial" w:hAnsi="Arial"/>
+          <w:rFonts w:ascii="Arial" w:hAnsi="Arial" w:cs="Arial"/>
           <w:b w:val="0"/>
           <w:i w:val="0"/>
+          <w:color w:val="000000"/>
           <w:sz w:val="22"/>
         </w:rPr>
         <w:t xml:space="preserve">iv) </w:t>
       </w:r>
       <w:r>
         <w:rPr>
-          <w:rFonts w:ascii="Arial" w:hAnsi="Arial"/>
+          <w:rFonts w:ascii="Arial" w:hAnsi="Arial" w:cs="Arial"/>
           <w:b/>
           <w:i w:val="0"/>
+          <w:color w:val="000000"/>
           <w:sz w:val="22"/>
         </w:rPr>
-        <w:t>Prosedur (*Procedures*)</w:t>
+        <w:t>Prosedur (</w:t>
       </w:r>
       <w:r>
         <w:rPr>
-          <w:rFonts w:ascii="Arial" w:hAnsi="Arial"/>
+          <w:rFonts w:ascii="Arial" w:hAnsi="Arial" w:cs="Arial"/>
+          <w:b/>
+          <w:i/>
+          <w:color w:val="000000"/>
+          <w:sz w:val="22"/>
+        </w:rPr>
+        <w:t>Procedures</w:t>
+      </w:r>
+      <w:r>
+        <w:rPr>
+          <w:rFonts w:ascii="Arial" w:hAnsi="Arial" w:cs="Arial"/>
+          <w:b/>
+          <w:i w:val="0"/>
+          <w:color w:val="000000"/>
+          <w:sz w:val="22"/>
+        </w:rPr>
+        <w:t>)</w:t>
+      </w:r>
+      <w:r>
+        <w:rPr>
+          <w:rFonts w:ascii="Arial" w:hAnsi="Arial" w:cs="Arial"/>
           <w:b w:val="0"/>
           <w:i w:val="0"/>
+          <w:color w:val="000000"/>
           <w:sz w:val="22"/>
         </w:rPr>
         <w:t xml:space="preserve"> — dasar yang mentadbir operasi sistem komputer. "Prosedur adalah kepada manusia sebagaimana perisian adalah kepada perkakasan" — analogi biasa yang menggambarkan peranan prosedur. </w:t>
       </w:r>
       <w:r>
         <w:rPr>
-          <w:rFonts w:ascii="Arial" w:hAnsi="Arial"/>
+          <w:rFonts w:ascii="Arial" w:hAnsi="Arial" w:cs="Arial"/>
           <w:b w:val="0"/>
           <w:i/>
+          <w:color w:val="000000"/>
           <w:sz w:val="22"/>
         </w:rPr>
         <w:t>Contoh studio:</w:t>
       </w:r>
       <w:r>
         <w:rPr>
-          <w:rFonts w:ascii="Arial" w:hAnsi="Arial"/>
+          <w:rFonts w:ascii="Arial" w:hAnsi="Arial" w:cs="Arial"/>
           <w:b w:val="0"/>
           <w:i w:val="0"/>
+          <w:color w:val="000000"/>
           <w:sz w:val="22"/>
         </w:rPr>
         <w:t xml:space="preserve"> prosedur </w:t>
       </w:r>
       <w:r>
         <w:rPr>
-          <w:rFonts w:ascii="Arial" w:hAnsi="Arial"/>
+          <w:rFonts w:ascii="Arial" w:hAnsi="Arial" w:cs="Arial"/>
           <w:b w:val="0"/>
           <w:i/>
+          <w:color w:val="000000"/>
           <w:sz w:val="22"/>
         </w:rPr>
         <w:t>backup</w:t>
       </w:r>
       <w:r>
         <w:rPr>
-          <w:rFonts w:ascii="Arial" w:hAnsi="Arial"/>
+          <w:rFonts w:ascii="Arial" w:hAnsi="Arial" w:cs="Arial"/>
           <w:b w:val="0"/>
           <w:i w:val="0"/>
+          <w:color w:val="000000"/>
           <w:sz w:val="22"/>
         </w:rPr>
         <w:t xml:space="preserve"> wajib sebelum menghantar </w:t>
       </w:r>
       <w:r>
         <w:rPr>
-          <w:rFonts w:ascii="Arial" w:hAnsi="Arial"/>
+          <w:rFonts w:ascii="Arial" w:hAnsi="Arial" w:cs="Arial"/>
           <w:b w:val="0"/>
           <w:i/>
+          <w:color w:val="000000"/>
           <w:sz w:val="22"/>
         </w:rPr>
         <w:t>deliverable</w:t>
       </w:r>
       <w:r>
         <w:rPr>
-          <w:rFonts w:ascii="Arial" w:hAnsi="Arial"/>
+          <w:rFonts w:ascii="Arial" w:hAnsi="Arial" w:cs="Arial"/>
           <w:b w:val="0"/>
           <w:i w:val="0"/>
+          <w:color w:val="000000"/>
           <w:sz w:val="22"/>
         </w:rPr>
         <w:t xml:space="preserve"> kepada klien.</w:t>
@@ -814,85 +1587,115 @@
     </w:p>
     <w:p>
       <w:pPr>
-        <w:spacing w:after="160"/>
+        <w:spacing w:after="120" w:line="276" w:lineRule="auto"/>
+        <w:jc w:val="left"/>
       </w:pPr>
       <w:r>
         <w:rPr>
-          <w:rFonts w:ascii="Arial" w:hAnsi="Arial"/>
+          <w:rFonts w:ascii="Arial" w:hAnsi="Arial" w:cs="Arial"/>
           <w:b w:val="0"/>
           <w:i w:val="0"/>
+          <w:color w:val="000000"/>
           <w:sz w:val="22"/>
         </w:rPr>
         <w:t xml:space="preserve">v) </w:t>
       </w:r>
       <w:r>
         <w:rPr>
-          <w:rFonts w:ascii="Arial" w:hAnsi="Arial"/>
+          <w:rFonts w:ascii="Arial" w:hAnsi="Arial" w:cs="Arial"/>
           <w:b/>
           <w:i w:val="0"/>
+          <w:color w:val="000000"/>
           <w:sz w:val="22"/>
         </w:rPr>
-        <w:t>Rangkaian (*Networks*)</w:t>
+        <w:t>Rangkaian (</w:t>
       </w:r>
       <w:r>
         <w:rPr>
-          <w:rFonts w:ascii="Arial" w:hAnsi="Arial"/>
+          <w:rFonts w:ascii="Arial" w:hAnsi="Arial" w:cs="Arial"/>
+          <w:b/>
+          <w:i/>
+          <w:color w:val="000000"/>
+          <w:sz w:val="22"/>
+        </w:rPr>
+        <w:t>Networks</w:t>
+      </w:r>
+      <w:r>
+        <w:rPr>
+          <w:rFonts w:ascii="Arial" w:hAnsi="Arial" w:cs="Arial"/>
+          <w:b/>
+          <w:i w:val="0"/>
+          <w:color w:val="000000"/>
+          <w:sz w:val="22"/>
+        </w:rPr>
+        <w:t>)</w:t>
+      </w:r>
+      <w:r>
+        <w:rPr>
+          <w:rFonts w:ascii="Arial" w:hAnsi="Arial" w:cs="Arial"/>
           <w:b w:val="0"/>
           <w:i w:val="0"/>
+          <w:color w:val="000000"/>
           <w:sz w:val="22"/>
         </w:rPr>
         <w:t xml:space="preserve"> — sistem penghubung yang membolehkan pelbagai komputer berkongsi sumber. </w:t>
       </w:r>
       <w:r>
         <w:rPr>
-          <w:rFonts w:ascii="Arial" w:hAnsi="Arial"/>
+          <w:rFonts w:ascii="Arial" w:hAnsi="Arial" w:cs="Arial"/>
           <w:b w:val="0"/>
           <w:i/>
+          <w:color w:val="000000"/>
           <w:sz w:val="22"/>
         </w:rPr>
         <w:t>Contoh studio:</w:t>
       </w:r>
       <w:r>
         <w:rPr>
-          <w:rFonts w:ascii="Arial" w:hAnsi="Arial"/>
+          <w:rFonts w:ascii="Arial" w:hAnsi="Arial" w:cs="Arial"/>
           <w:b w:val="0"/>
           <w:i w:val="0"/>
+          <w:color w:val="000000"/>
           <w:sz w:val="22"/>
         </w:rPr>
         <w:t xml:space="preserve"> rangkaian storan berkongsi (</w:t>
       </w:r>
       <w:r>
         <w:rPr>
-          <w:rFonts w:ascii="Arial" w:hAnsi="Arial"/>
+          <w:rFonts w:ascii="Arial" w:hAnsi="Arial" w:cs="Arial"/>
           <w:b w:val="0"/>
           <w:i/>
+          <w:color w:val="000000"/>
           <w:sz w:val="22"/>
         </w:rPr>
         <w:t>NAS/SAN</w:t>
       </w:r>
       <w:r>
         <w:rPr>
-          <w:rFonts w:ascii="Arial" w:hAnsi="Arial"/>
+          <w:rFonts w:ascii="Arial" w:hAnsi="Arial" w:cs="Arial"/>
           <w:b w:val="0"/>
           <w:i w:val="0"/>
+          <w:color w:val="000000"/>
           <w:sz w:val="22"/>
         </w:rPr>
         <w:t xml:space="preserve">) yang membolehkan beberapa Editor mengakses </w:t>
       </w:r>
       <w:r>
         <w:rPr>
-          <w:rFonts w:ascii="Arial" w:hAnsi="Arial"/>
+          <w:rFonts w:ascii="Arial" w:hAnsi="Arial" w:cs="Arial"/>
           <w:b w:val="0"/>
           <w:i/>
+          <w:color w:val="000000"/>
           <w:sz w:val="22"/>
         </w:rPr>
         <w:t>footage</w:t>
       </w:r>
       <w:r>
         <w:rPr>
-          <w:rFonts w:ascii="Arial" w:hAnsi="Arial"/>
+          <w:rFonts w:ascii="Arial" w:hAnsi="Arial" w:cs="Arial"/>
           <w:b w:val="0"/>
           <w:i w:val="0"/>
+          <w:color w:val="000000"/>
           <w:sz w:val="22"/>
         </w:rPr>
         <w:t xml:space="preserve"> projek yang sama serentak.</w:t>
@@ -900,85 +1703,115 @@
     </w:p>
     <w:p>
       <w:pPr>
-        <w:spacing w:after="160"/>
+        <w:spacing w:after="120" w:line="276" w:lineRule="auto"/>
+        <w:jc w:val="left"/>
       </w:pPr>
       <w:r>
         <w:rPr>
-          <w:rFonts w:ascii="Arial" w:hAnsi="Arial"/>
+          <w:rFonts w:ascii="Arial" w:hAnsi="Arial" w:cs="Arial"/>
           <w:b w:val="0"/>
           <w:i w:val="0"/>
+          <w:color w:val="000000"/>
           <w:sz w:val="22"/>
         </w:rPr>
         <w:t xml:space="preserve">vi) </w:t>
       </w:r>
       <w:r>
         <w:rPr>
-          <w:rFonts w:ascii="Arial" w:hAnsi="Arial"/>
+          <w:rFonts w:ascii="Arial" w:hAnsi="Arial" w:cs="Arial"/>
           <w:b/>
           <w:i w:val="0"/>
+          <w:color w:val="000000"/>
           <w:sz w:val="22"/>
         </w:rPr>
-        <w:t>Manusia (*People*)</w:t>
+        <w:t>Manusia (</w:t>
       </w:r>
       <w:r>
         <w:rPr>
-          <w:rFonts w:ascii="Arial" w:hAnsi="Arial"/>
+          <w:rFonts w:ascii="Arial" w:hAnsi="Arial" w:cs="Arial"/>
+          <w:b/>
+          <w:i/>
+          <w:color w:val="000000"/>
+          <w:sz w:val="22"/>
+        </w:rPr>
+        <w:t>People</w:t>
+      </w:r>
+      <w:r>
+        <w:rPr>
+          <w:rFonts w:ascii="Arial" w:hAnsi="Arial" w:cs="Arial"/>
+          <w:b/>
+          <w:i w:val="0"/>
+          <w:color w:val="000000"/>
+          <w:sz w:val="22"/>
+        </w:rPr>
+        <w:t>)</w:t>
+      </w:r>
+      <w:r>
+        <w:rPr>
+          <w:rFonts w:ascii="Arial" w:hAnsi="Arial" w:cs="Arial"/>
           <w:b w:val="0"/>
           <w:i w:val="0"/>
+          <w:color w:val="000000"/>
           <w:sz w:val="22"/>
         </w:rPr>
         <w:t xml:space="preserve"> — setiap Sistem Maklumat Berasaskan Komputer (</w:t>
       </w:r>
       <w:r>
         <w:rPr>
-          <w:rFonts w:ascii="Arial" w:hAnsi="Arial"/>
+          <w:rFonts w:ascii="Arial" w:hAnsi="Arial" w:cs="Arial"/>
           <w:b w:val="0"/>
           <w:i/>
+          <w:color w:val="000000"/>
           <w:sz w:val="22"/>
         </w:rPr>
         <w:t>Computer Based Information System</w:t>
       </w:r>
       <w:r>
         <w:rPr>
-          <w:rFonts w:ascii="Arial" w:hAnsi="Arial"/>
+          <w:rFonts w:ascii="Arial" w:hAnsi="Arial" w:cs="Arial"/>
           <w:b w:val="0"/>
           <w:i w:val="0"/>
+          <w:color w:val="000000"/>
           <w:sz w:val="22"/>
         </w:rPr>
         <w:t xml:space="preserve">, CBIS) memerlukan manusia untuk menjadi berguna; sering kali komponen manusia adalah yang paling diabaikan sedangkan ia paling mempengaruhi kejayaan atau kegagalan sistem maklumat. </w:t>
       </w:r>
       <w:r>
         <w:rPr>
-          <w:rFonts w:ascii="Arial" w:hAnsi="Arial"/>
+          <w:rFonts w:ascii="Arial" w:hAnsi="Arial" w:cs="Arial"/>
           <w:b w:val="0"/>
           <w:i/>
+          <w:color w:val="000000"/>
           <w:sz w:val="22"/>
         </w:rPr>
         <w:t>Contoh studio:</w:t>
       </w:r>
       <w:r>
         <w:rPr>
-          <w:rFonts w:ascii="Arial" w:hAnsi="Arial"/>
+          <w:rFonts w:ascii="Arial" w:hAnsi="Arial" w:cs="Arial"/>
           <w:b w:val="0"/>
           <w:i w:val="0"/>
+          <w:color w:val="000000"/>
           <w:sz w:val="22"/>
         </w:rPr>
         <w:t xml:space="preserve"> Editor, Director dan Producer yang berinteraksi dengan sistem pengurusan aset (</w:t>
       </w:r>
       <w:r>
         <w:rPr>
-          <w:rFonts w:ascii="Arial" w:hAnsi="Arial"/>
+          <w:rFonts w:ascii="Arial" w:hAnsi="Arial" w:cs="Arial"/>
           <w:b w:val="0"/>
           <w:i/>
+          <w:color w:val="000000"/>
           <w:sz w:val="22"/>
         </w:rPr>
         <w:t>Digital Asset Management</w:t>
       </w:r>
       <w:r>
         <w:rPr>
-          <w:rFonts w:ascii="Arial" w:hAnsi="Arial"/>
+          <w:rFonts w:ascii="Arial" w:hAnsi="Arial" w:cs="Arial"/>
           <w:b w:val="0"/>
           <w:i w:val="0"/>
+          <w:color w:val="000000"/>
           <w:sz w:val="22"/>
         </w:rPr>
         <w:t>, DAM) studio.</w:t>
@@ -986,45 +1819,51 @@
     </w:p>
     <w:p>
       <w:pPr>
-        <w:spacing w:before="200"/>
+        <w:spacing w:before="120" w:after="120" w:line="276" w:lineRule="auto"/>
+        <w:jc w:val="left"/>
       </w:pPr>
       <w:r>
         <w:rPr>
-          <w:rFonts w:ascii="Arial" w:hAnsi="Arial"/>
+          <w:rFonts w:ascii="Arial" w:hAnsi="Arial" w:cs="Arial"/>
           <w:b/>
           <w:i w:val="0"/>
-          <w:sz w:val="24"/>
+          <w:color w:val="000000"/>
+          <w:sz w:val="22"/>
         </w:rPr>
         <w:t>3. Kemasukan Data (</w:t>
       </w:r>
       <w:r>
         <w:rPr>
-          <w:rFonts w:ascii="Arial" w:hAnsi="Arial"/>
+          <w:rFonts w:ascii="Arial" w:hAnsi="Arial" w:cs="Arial"/>
           <w:b/>
           <w:i/>
-          <w:sz w:val="24"/>
+          <w:color w:val="000000"/>
+          <w:sz w:val="22"/>
         </w:rPr>
         <w:t>Data entry</w:t>
       </w:r>
       <w:r>
         <w:rPr>
-          <w:rFonts w:ascii="Arial" w:hAnsi="Arial"/>
+          <w:rFonts w:ascii="Arial" w:hAnsi="Arial" w:cs="Arial"/>
           <w:b/>
           <w:i w:val="0"/>
-          <w:sz w:val="24"/>
+          <w:color w:val="000000"/>
+          <w:sz w:val="22"/>
         </w:rPr>
         <w:t>)</w:t>
       </w:r>
     </w:p>
     <w:p>
       <w:pPr>
-        <w:spacing w:after="160"/>
+        <w:spacing w:after="120" w:line="276" w:lineRule="auto"/>
+        <w:jc w:val="left"/>
       </w:pPr>
       <w:r>
         <w:rPr>
-          <w:rFonts w:ascii="Arial" w:hAnsi="Arial"/>
+          <w:rFonts w:ascii="Arial" w:hAnsi="Arial" w:cs="Arial"/>
           <w:b w:val="0"/>
           <w:i w:val="0"/>
+          <w:color w:val="000000"/>
           <w:sz w:val="22"/>
         </w:rPr>
         <w:t>3.1 Kemasukan data merujuk kepada tindakan pengguna melibatkan input data ke komputer, dan tindak balas komputer terhadap input tersebut. Jenis kemasukan data paling ringkas hanyalah menuding sesuatu — memilih item atau menetapkan kedudukan pada paparan janaan komputer. Dalam mod kemasukan data yang lebih kompleks, pengguna mungkin perlu mengawal format input data dan kandungannya.</w:t>
@@ -1032,13 +1871,15 @@
     </w:p>
     <w:p>
       <w:pPr>
-        <w:spacing w:after="160"/>
+        <w:spacing w:after="120" w:line="276" w:lineRule="auto"/>
+        <w:jc w:val="left"/>
       </w:pPr>
       <w:r>
         <w:rPr>
-          <w:rFonts w:ascii="Arial" w:hAnsi="Arial"/>
+          <w:rFonts w:ascii="Arial" w:hAnsi="Arial" w:cs="Arial"/>
           <w:b w:val="0"/>
           <w:i w:val="0"/>
+          <w:color w:val="000000"/>
           <w:sz w:val="22"/>
         </w:rPr>
         <w:t>3.2 Dalam dunia kemasukan data, terdapat pelbagai perisian tersedia seperti Microsoft Access, Snappii, Vikingsoft, Peoplesoft, Quickbooks, Microsoft Excel, Visio, SAP dan lain-lain. Keperluan pemilihan perisian berbeza mengikut individu dan syarikat kerana setiap perisian memberi keupayaan berbeza yang sesuai dengan keperluan masing-masing. Dalam mana-mana entiti perniagaan, kemasukan data adalah penting kerana ia menyimpan secara sistematik sejarah transaksi, pangkalan data pelanggan, rekod pembelian, arahan/permintaan rasmi, aliran kewangan dan rekod, aliran bajet, arahan kerja dan sebagainya. Semua ini mestilah selamat tetapi mudah diurus, serta mudah dicapai semula oleh kakitangan yang dibenarkan.</w:t>
@@ -1046,58 +1887,65 @@
     </w:p>
     <w:p>
       <w:pPr>
-        <w:spacing w:after="160"/>
+        <w:spacing w:after="120" w:line="276" w:lineRule="auto"/>
+        <w:jc w:val="left"/>
       </w:pPr>
       <w:r>
         <w:rPr>
-          <w:rFonts w:ascii="Arial" w:hAnsi="Arial"/>
+          <w:rFonts w:ascii="Arial" w:hAnsi="Arial" w:cs="Arial"/>
           <w:b w:val="0"/>
           <w:i/>
+          <w:color w:val="000000"/>
           <w:sz w:val="22"/>
         </w:rPr>
         <w:t>Konteks studio:</w:t>
       </w:r>
       <w:r>
         <w:rPr>
-          <w:rFonts w:ascii="Arial" w:hAnsi="Arial"/>
+          <w:rFonts w:ascii="Arial" w:hAnsi="Arial" w:cs="Arial"/>
           <w:b w:val="0"/>
           <w:i w:val="0"/>
+          <w:color w:val="000000"/>
           <w:sz w:val="22"/>
         </w:rPr>
         <w:t xml:space="preserve"> sistem pengurusan aset digital (</w:t>
       </w:r>
       <w:r>
         <w:rPr>
-          <w:rFonts w:ascii="Arial" w:hAnsi="Arial"/>
+          <w:rFonts w:ascii="Arial" w:hAnsi="Arial" w:cs="Arial"/>
           <w:b w:val="0"/>
           <w:i/>
+          <w:color w:val="000000"/>
           <w:sz w:val="22"/>
         </w:rPr>
         <w:t>DAM software</w:t>
       </w:r>
       <w:r>
         <w:rPr>
-          <w:rFonts w:ascii="Arial" w:hAnsi="Arial"/>
+          <w:rFonts w:ascii="Arial" w:hAnsi="Arial" w:cs="Arial"/>
           <w:b w:val="0"/>
           <w:i w:val="0"/>
+          <w:color w:val="000000"/>
           <w:sz w:val="22"/>
         </w:rPr>
         <w:t xml:space="preserve">) dan perisian penjadualan projek pasca-pengeluaran adalah bentuk "kemasukan data" studio — merekod status setiap </w:t>
       </w:r>
       <w:r>
         <w:rPr>
-          <w:rFonts w:ascii="Arial" w:hAnsi="Arial"/>
+          <w:rFonts w:ascii="Arial" w:hAnsi="Arial" w:cs="Arial"/>
           <w:b w:val="0"/>
           <w:i/>
+          <w:color w:val="000000"/>
           <w:sz w:val="22"/>
         </w:rPr>
         <w:t>project file</w:t>
       </w:r>
       <w:r>
         <w:rPr>
-          <w:rFonts w:ascii="Arial" w:hAnsi="Arial"/>
+          <w:rFonts w:ascii="Arial" w:hAnsi="Arial" w:cs="Arial"/>
           <w:b w:val="0"/>
           <w:i w:val="0"/>
+          <w:color w:val="000000"/>
           <w:sz w:val="22"/>
         </w:rPr>
         <w:t>, siapa yang sedang mengedit, dan bila tarikh akhir siaran.</w:t>
@@ -1105,27 +1953,31 @@
     </w:p>
     <w:p>
       <w:pPr>
-        <w:spacing w:before="200"/>
+        <w:spacing w:before="120" w:after="120" w:line="276" w:lineRule="auto"/>
+        <w:jc w:val="left"/>
       </w:pPr>
       <w:r>
         <w:rPr>
-          <w:rFonts w:ascii="Arial" w:hAnsi="Arial"/>
+          <w:rFonts w:ascii="Arial" w:hAnsi="Arial" w:cs="Arial"/>
           <w:b/>
           <w:i w:val="0"/>
-          <w:sz w:val="24"/>
+          <w:color w:val="000000"/>
+          <w:sz w:val="22"/>
         </w:rPr>
         <w:t>4. Pertimbangan Asas Memilih Perisian yang Betul</w:t>
       </w:r>
     </w:p>
     <w:p>
       <w:pPr>
-        <w:spacing w:after="160"/>
+        <w:spacing w:after="120" w:line="276" w:lineRule="auto"/>
+        <w:jc w:val="left"/>
       </w:pPr>
       <w:r>
         <w:rPr>
-          <w:rFonts w:ascii="Arial" w:hAnsi="Arial"/>
+          <w:rFonts w:ascii="Arial" w:hAnsi="Arial" w:cs="Arial"/>
           <w:b w:val="0"/>
           <w:i w:val="0"/>
+          <w:color w:val="000000"/>
           <w:sz w:val="22"/>
         </w:rPr>
         <w:t>4.1 Terdapat 9 pertimbangan dalam memilih perisian yang tepat, iaitu:</w:t>
@@ -1133,49 +1985,55 @@
     </w:p>
     <w:p>
       <w:pPr>
-        <w:spacing w:after="160"/>
+        <w:spacing w:after="120" w:line="276" w:lineRule="auto"/>
+        <w:jc w:val="left"/>
       </w:pPr>
       <w:r>
         <w:rPr>
-          <w:rFonts w:ascii="Arial" w:hAnsi="Arial"/>
+          <w:rFonts w:ascii="Arial" w:hAnsi="Arial" w:cs="Arial"/>
           <w:b w:val="0"/>
           <w:i w:val="0"/>
+          <w:color w:val="000000"/>
           <w:sz w:val="22"/>
         </w:rPr>
         <w:t xml:space="preserve">i) </w:t>
       </w:r>
       <w:r>
         <w:rPr>
-          <w:rFonts w:ascii="Arial" w:hAnsi="Arial"/>
+          <w:rFonts w:ascii="Arial" w:hAnsi="Arial" w:cs="Arial"/>
           <w:b/>
           <w:i w:val="0"/>
+          <w:color w:val="000000"/>
           <w:sz w:val="22"/>
         </w:rPr>
         <w:t>Ciri berbanding keperluan</w:t>
       </w:r>
       <w:r>
         <w:rPr>
-          <w:rFonts w:ascii="Arial" w:hAnsi="Arial"/>
+          <w:rFonts w:ascii="Arial" w:hAnsi="Arial" w:cs="Arial"/>
           <w:b w:val="0"/>
           <w:i w:val="0"/>
+          <w:color w:val="000000"/>
           <w:sz w:val="22"/>
         </w:rPr>
         <w:t xml:space="preserve"> — kebanyakan perisian menawarkan lebih daripada yang diperlukan; oleh itu perancangan masa depan (</w:t>
       </w:r>
       <w:r>
         <w:rPr>
-          <w:rFonts w:ascii="Arial" w:hAnsi="Arial"/>
+          <w:rFonts w:ascii="Arial" w:hAnsi="Arial" w:cs="Arial"/>
           <w:b w:val="0"/>
           <w:i/>
+          <w:color w:val="000000"/>
           <w:sz w:val="22"/>
         </w:rPr>
         <w:t>future-proofing</w:t>
       </w:r>
       <w:r>
         <w:rPr>
-          <w:rFonts w:ascii="Arial" w:hAnsi="Arial"/>
+          <w:rFonts w:ascii="Arial" w:hAnsi="Arial" w:cs="Arial"/>
           <w:b w:val="0"/>
           <w:i w:val="0"/>
+          <w:color w:val="000000"/>
           <w:sz w:val="22"/>
         </w:rPr>
         <w:t>) adalah strategi baik jika kosnya berpatutan.</w:t>
@@ -1183,31 +2041,35 @@
     </w:p>
     <w:p>
       <w:pPr>
-        <w:spacing w:after="160"/>
+        <w:spacing w:after="120" w:line="276" w:lineRule="auto"/>
+        <w:jc w:val="left"/>
       </w:pPr>
       <w:r>
         <w:rPr>
-          <w:rFonts w:ascii="Arial" w:hAnsi="Arial"/>
+          <w:rFonts w:ascii="Arial" w:hAnsi="Arial" w:cs="Arial"/>
           <w:b w:val="0"/>
           <w:i w:val="0"/>
+          <w:color w:val="000000"/>
           <w:sz w:val="22"/>
         </w:rPr>
         <w:t xml:space="preserve">ii) </w:t>
       </w:r>
       <w:r>
         <w:rPr>
-          <w:rFonts w:ascii="Arial" w:hAnsi="Arial"/>
+          <w:rFonts w:ascii="Arial" w:hAnsi="Arial" w:cs="Arial"/>
           <w:b/>
           <w:i w:val="0"/>
+          <w:color w:val="000000"/>
           <w:sz w:val="22"/>
         </w:rPr>
         <w:t>Analisis kos/faedah</w:t>
       </w:r>
       <w:r>
         <w:rPr>
-          <w:rFonts w:ascii="Arial" w:hAnsi="Arial"/>
+          <w:rFonts w:ascii="Arial" w:hAnsi="Arial" w:cs="Arial"/>
           <w:b w:val="0"/>
           <w:i w:val="0"/>
+          <w:color w:val="000000"/>
           <w:sz w:val="22"/>
         </w:rPr>
         <w:t>: (a) kos persediaan awal; (b) caj berterusan bulanan/tahunan; (c) caj tambahan setiap ahli; (d) caj setiap transaksi; (e) yuran sokongan teknikal; (f) caj kemas kini.</w:t>
@@ -1215,31 +2077,55 @@
     </w:p>
     <w:p>
       <w:pPr>
-        <w:spacing w:after="160"/>
+        <w:spacing w:after="120" w:line="276" w:lineRule="auto"/>
+        <w:jc w:val="left"/>
       </w:pPr>
       <w:r>
         <w:rPr>
-          <w:rFonts w:ascii="Arial" w:hAnsi="Arial"/>
+          <w:rFonts w:ascii="Arial" w:hAnsi="Arial" w:cs="Arial"/>
           <w:b w:val="0"/>
           <w:i w:val="0"/>
+          <w:color w:val="000000"/>
           <w:sz w:val="22"/>
         </w:rPr>
         <w:t xml:space="preserve">iii) </w:t>
       </w:r>
       <w:r>
         <w:rPr>
-          <w:rFonts w:ascii="Arial" w:hAnsi="Arial"/>
+          <w:rFonts w:ascii="Arial" w:hAnsi="Arial" w:cs="Arial"/>
           <w:b/>
           <w:i w:val="0"/>
+          <w:color w:val="000000"/>
           <w:sz w:val="22"/>
         </w:rPr>
-        <w:t>Kemampuan peningkatan masa depan (*future upgradability*)</w:t>
+        <w:t>Kemampuan peningkatan masa depan (</w:t>
       </w:r>
       <w:r>
         <w:rPr>
-          <w:rFonts w:ascii="Arial" w:hAnsi="Arial"/>
+          <w:rFonts w:ascii="Arial" w:hAnsi="Arial" w:cs="Arial"/>
+          <w:b/>
+          <w:i/>
+          <w:color w:val="000000"/>
+          <w:sz w:val="22"/>
+        </w:rPr>
+        <w:t>future upgradability</w:t>
+      </w:r>
+      <w:r>
+        <w:rPr>
+          <w:rFonts w:ascii="Arial" w:hAnsi="Arial" w:cs="Arial"/>
+          <w:b/>
+          <w:i w:val="0"/>
+          <w:color w:val="000000"/>
+          <w:sz w:val="22"/>
+        </w:rPr>
+        <w:t>)</w:t>
+      </w:r>
+      <w:r>
+        <w:rPr>
+          <w:rFonts w:ascii="Arial" w:hAnsi="Arial" w:cs="Arial"/>
           <w:b w:val="0"/>
           <w:i w:val="0"/>
+          <w:color w:val="000000"/>
           <w:sz w:val="22"/>
         </w:rPr>
         <w:t xml:space="preserve"> — setiap perisian mempunyai kitaran kemas kini dan kadangkala menawarkan peningkatan; perlu disahkan sama ada pembuat perisian akan menaik taraf atau menggantikan sepenuhnya dengan pengaturcaraan baharu, kerana ini memberi kesan kepada kos berbanding fungsi.</w:t>
@@ -1247,31 +2133,35 @@
     </w:p>
     <w:p>
       <w:pPr>
-        <w:spacing w:after="160"/>
+        <w:spacing w:after="120" w:line="276" w:lineRule="auto"/>
+        <w:jc w:val="left"/>
       </w:pPr>
       <w:r>
         <w:rPr>
-          <w:rFonts w:ascii="Arial" w:hAnsi="Arial"/>
+          <w:rFonts w:ascii="Arial" w:hAnsi="Arial" w:cs="Arial"/>
           <w:b w:val="0"/>
           <w:i w:val="0"/>
+          <w:color w:val="000000"/>
           <w:sz w:val="22"/>
         </w:rPr>
         <w:t xml:space="preserve">iv) </w:t>
       </w:r>
       <w:r>
         <w:rPr>
-          <w:rFonts w:ascii="Arial" w:hAnsi="Arial"/>
+          <w:rFonts w:ascii="Arial" w:hAnsi="Arial" w:cs="Arial"/>
           <w:b/>
           <w:i w:val="0"/>
+          <w:color w:val="000000"/>
           <w:sz w:val="22"/>
         </w:rPr>
         <w:t>Keserasian perkakasan</w:t>
       </w:r>
       <w:r>
         <w:rPr>
-          <w:rFonts w:ascii="Arial" w:hAnsi="Arial"/>
+          <w:rFonts w:ascii="Arial" w:hAnsi="Arial" w:cs="Arial"/>
           <w:b w:val="0"/>
           <w:i w:val="0"/>
+          <w:color w:val="000000"/>
           <w:sz w:val="22"/>
         </w:rPr>
         <w:t xml:space="preserve"> — spesifikasi semasa berbanding spesifikasi serasi.</w:t>
@@ -1279,31 +2169,35 @@
     </w:p>
     <w:p>
       <w:pPr>
-        <w:spacing w:after="160"/>
+        <w:spacing w:after="120" w:line="276" w:lineRule="auto"/>
+        <w:jc w:val="left"/>
       </w:pPr>
       <w:r>
         <w:rPr>
-          <w:rFonts w:ascii="Arial" w:hAnsi="Arial"/>
+          <w:rFonts w:ascii="Arial" w:hAnsi="Arial" w:cs="Arial"/>
           <w:b w:val="0"/>
           <w:i w:val="0"/>
+          <w:color w:val="000000"/>
           <w:sz w:val="22"/>
         </w:rPr>
         <w:t xml:space="preserve">v) </w:t>
       </w:r>
       <w:r>
         <w:rPr>
-          <w:rFonts w:ascii="Arial" w:hAnsi="Arial"/>
+          <w:rFonts w:ascii="Arial" w:hAnsi="Arial" w:cs="Arial"/>
           <w:b/>
           <w:i w:val="0"/>
+          <w:color w:val="000000"/>
           <w:sz w:val="22"/>
         </w:rPr>
         <w:t>Keserasian sistem</w:t>
       </w:r>
       <w:r>
         <w:rPr>
-          <w:rFonts w:ascii="Arial" w:hAnsi="Arial"/>
+          <w:rFonts w:ascii="Arial" w:hAnsi="Arial" w:cs="Arial"/>
           <w:b w:val="0"/>
           <w:i w:val="0"/>
+          <w:color w:val="000000"/>
           <w:sz w:val="22"/>
         </w:rPr>
         <w:t xml:space="preserve"> — sama ada perisian berfungsi dalam sistem operasi semasa dan sebaik mana ia beroperasi.</w:t>
@@ -1311,31 +2205,35 @@
     </w:p>
     <w:p>
       <w:pPr>
-        <w:spacing w:after="160"/>
+        <w:spacing w:after="120" w:line="276" w:lineRule="auto"/>
+        <w:jc w:val="left"/>
       </w:pPr>
       <w:r>
         <w:rPr>
-          <w:rFonts w:ascii="Arial" w:hAnsi="Arial"/>
+          <w:rFonts w:ascii="Arial" w:hAnsi="Arial" w:cs="Arial"/>
           <w:b w:val="0"/>
           <w:i w:val="0"/>
+          <w:color w:val="000000"/>
           <w:sz w:val="22"/>
         </w:rPr>
         <w:t xml:space="preserve">vi) </w:t>
       </w:r>
       <w:r>
         <w:rPr>
-          <w:rFonts w:ascii="Arial" w:hAnsi="Arial"/>
+          <w:rFonts w:ascii="Arial" w:hAnsi="Arial" w:cs="Arial"/>
           <w:b/>
           <w:i w:val="0"/>
+          <w:color w:val="000000"/>
           <w:sz w:val="22"/>
         </w:rPr>
         <w:t>Sokongan pelanggan dan kebolehpercayaan vendor</w:t>
       </w:r>
       <w:r>
         <w:rPr>
-          <w:rFonts w:ascii="Arial" w:hAnsi="Arial"/>
+          <w:rFonts w:ascii="Arial" w:hAnsi="Arial" w:cs="Arial"/>
           <w:b w:val="0"/>
           <w:i w:val="0"/>
+          <w:color w:val="000000"/>
           <w:sz w:val="22"/>
         </w:rPr>
         <w:t xml:space="preserve"> — kritikal kerana ia menentukan hubungan antara vendor/pembuat perisian dan pembeli; memberi kesan kepada waranti, servis teknikal dan kos.</w:t>
@@ -1343,49 +2241,55 @@
     </w:p>
     <w:p>
       <w:pPr>
-        <w:spacing w:after="160"/>
+        <w:spacing w:after="120" w:line="276" w:lineRule="auto"/>
+        <w:jc w:val="left"/>
       </w:pPr>
       <w:r>
         <w:rPr>
-          <w:rFonts w:ascii="Arial" w:hAnsi="Arial"/>
+          <w:rFonts w:ascii="Arial" w:hAnsi="Arial" w:cs="Arial"/>
           <w:b w:val="0"/>
           <w:i w:val="0"/>
+          <w:color w:val="000000"/>
           <w:sz w:val="22"/>
         </w:rPr>
         <w:t xml:space="preserve">vii) </w:t>
       </w:r>
       <w:r>
         <w:rPr>
-          <w:rFonts w:ascii="Arial" w:hAnsi="Arial"/>
+          <w:rFonts w:ascii="Arial" w:hAnsi="Arial" w:cs="Arial"/>
           <w:b/>
           <w:i w:val="0"/>
+          <w:color w:val="000000"/>
           <w:sz w:val="22"/>
         </w:rPr>
         <w:t>Keselamatan</w:t>
       </w:r>
       <w:r>
         <w:rPr>
-          <w:rFonts w:ascii="Arial" w:hAnsi="Arial"/>
+          <w:rFonts w:ascii="Arial" w:hAnsi="Arial" w:cs="Arial"/>
           <w:b w:val="0"/>
           <w:i w:val="0"/>
+          <w:color w:val="000000"/>
           <w:sz w:val="22"/>
         </w:rPr>
         <w:t xml:space="preserve"> — tahap keselamatan perisian terhadap pencerobohan sangat penting bagi mengelakkan kehilangan data berharga, termasuk perlindungan </w:t>
       </w:r>
       <w:r>
         <w:rPr>
-          <w:rFonts w:ascii="Arial" w:hAnsi="Arial"/>
+          <w:rFonts w:ascii="Arial" w:hAnsi="Arial" w:cs="Arial"/>
           <w:b w:val="0"/>
           <w:i/>
+          <w:color w:val="000000"/>
           <w:sz w:val="22"/>
         </w:rPr>
         <w:t>hacking</w:t>
       </w:r>
       <w:r>
         <w:rPr>
-          <w:rFonts w:ascii="Arial" w:hAnsi="Arial"/>
+          <w:rFonts w:ascii="Arial" w:hAnsi="Arial" w:cs="Arial"/>
           <w:b w:val="0"/>
           <w:i w:val="0"/>
+          <w:color w:val="000000"/>
           <w:sz w:val="22"/>
         </w:rPr>
         <w:t xml:space="preserve"> dan virus.</w:t>
@@ -1393,31 +2297,35 @@
     </w:p>
     <w:p>
       <w:pPr>
-        <w:spacing w:after="160"/>
+        <w:spacing w:after="120" w:line="276" w:lineRule="auto"/>
+        <w:jc w:val="left"/>
       </w:pPr>
       <w:r>
         <w:rPr>
-          <w:rFonts w:ascii="Arial" w:hAnsi="Arial"/>
+          <w:rFonts w:ascii="Arial" w:hAnsi="Arial" w:cs="Arial"/>
           <w:b w:val="0"/>
           <w:i w:val="0"/>
+          <w:color w:val="000000"/>
           <w:sz w:val="22"/>
         </w:rPr>
         <w:t xml:space="preserve">viii) </w:t>
       </w:r>
       <w:r>
         <w:rPr>
-          <w:rFonts w:ascii="Arial" w:hAnsi="Arial"/>
+          <w:rFonts w:ascii="Arial" w:hAnsi="Arial" w:cs="Arial"/>
           <w:b/>
           <w:i w:val="0"/>
+          <w:color w:val="000000"/>
           <w:sz w:val="22"/>
         </w:rPr>
         <w:t>Kurva pembelajaran kakitangan (kemudahgunaan)</w:t>
       </w:r>
       <w:r>
         <w:rPr>
-          <w:rFonts w:ascii="Arial" w:hAnsi="Arial"/>
+          <w:rFonts w:ascii="Arial" w:hAnsi="Arial" w:cs="Arial"/>
           <w:b w:val="0"/>
           <w:i w:val="0"/>
+          <w:color w:val="000000"/>
           <w:sz w:val="22"/>
         </w:rPr>
         <w:t xml:space="preserve"> — kakitangan yang bertanggungjawab mesti diberi latihan sewajarnya; kemudahgunaan turut memberi kesan kepada kecekapan keseluruhan proses.</w:t>
@@ -1425,31 +2333,35 @@
     </w:p>
     <w:p>
       <w:pPr>
-        <w:spacing w:after="160"/>
+        <w:spacing w:after="120" w:line="276" w:lineRule="auto"/>
+        <w:jc w:val="left"/>
       </w:pPr>
       <w:r>
         <w:rPr>
-          <w:rFonts w:ascii="Arial" w:hAnsi="Arial"/>
+          <w:rFonts w:ascii="Arial" w:hAnsi="Arial" w:cs="Arial"/>
           <w:b w:val="0"/>
           <w:i w:val="0"/>
+          <w:color w:val="000000"/>
           <w:sz w:val="22"/>
         </w:rPr>
         <w:t xml:space="preserve">ix) </w:t>
       </w:r>
       <w:r>
         <w:rPr>
-          <w:rFonts w:ascii="Arial" w:hAnsi="Arial"/>
+          <w:rFonts w:ascii="Arial" w:hAnsi="Arial" w:cs="Arial"/>
           <w:b/>
           <w:i w:val="0"/>
+          <w:color w:val="000000"/>
           <w:sz w:val="22"/>
         </w:rPr>
         <w:t>Pelaporan</w:t>
       </w:r>
       <w:r>
         <w:rPr>
-          <w:rFonts w:ascii="Arial" w:hAnsi="Arial"/>
+          <w:rFonts w:ascii="Arial" w:hAnsi="Arial" w:cs="Arial"/>
           <w:b w:val="0"/>
           <w:i w:val="0"/>
+          <w:color w:val="000000"/>
           <w:sz w:val="22"/>
         </w:rPr>
         <w:t xml:space="preserve"> — setiap proses perlu boleh menghasilkan laporan/ringkasan dalam format yang mencukupi bagi pengguna.</w:t>
@@ -1457,58 +2369,65 @@
     </w:p>
     <w:p>
       <w:pPr>
-        <w:spacing w:after="160"/>
+        <w:spacing w:after="120" w:line="276" w:lineRule="auto"/>
+        <w:jc w:val="left"/>
       </w:pPr>
       <w:r>
         <w:rPr>
-          <w:rFonts w:ascii="Arial" w:hAnsi="Arial"/>
+          <w:rFonts w:ascii="Arial" w:hAnsi="Arial" w:cs="Arial"/>
           <w:b w:val="0"/>
           <w:i/>
+          <w:color w:val="000000"/>
           <w:sz w:val="22"/>
         </w:rPr>
         <w:t>Konteks studio:</w:t>
       </w:r>
       <w:r>
         <w:rPr>
-          <w:rFonts w:ascii="Arial" w:hAnsi="Arial"/>
+          <w:rFonts w:ascii="Arial" w:hAnsi="Arial" w:cs="Arial"/>
           <w:b w:val="0"/>
           <w:i w:val="0"/>
+          <w:color w:val="000000"/>
           <w:sz w:val="22"/>
         </w:rPr>
         <w:t xml:space="preserve"> apabila studio memilih perisian pengurusan aset (</w:t>
       </w:r>
       <w:r>
         <w:rPr>
-          <w:rFonts w:ascii="Arial" w:hAnsi="Arial"/>
+          <w:rFonts w:ascii="Arial" w:hAnsi="Arial" w:cs="Arial"/>
           <w:b w:val="0"/>
           <w:i/>
+          <w:color w:val="000000"/>
           <w:sz w:val="22"/>
         </w:rPr>
         <w:t>DAM</w:t>
       </w:r>
       <w:r>
         <w:rPr>
-          <w:rFonts w:ascii="Arial" w:hAnsi="Arial"/>
+          <w:rFonts w:ascii="Arial" w:hAnsi="Arial" w:cs="Arial"/>
           <w:b w:val="0"/>
           <w:i w:val="0"/>
+          <w:color w:val="000000"/>
           <w:sz w:val="22"/>
         </w:rPr>
         <w:t>) atau penyuntingan bukan-linear (</w:t>
       </w:r>
       <w:r>
         <w:rPr>
-          <w:rFonts w:ascii="Arial" w:hAnsi="Arial"/>
+          <w:rFonts w:ascii="Arial" w:hAnsi="Arial" w:cs="Arial"/>
           <w:b w:val="0"/>
           <w:i/>
+          <w:color w:val="000000"/>
           <w:sz w:val="22"/>
         </w:rPr>
         <w:t>NLE</w:t>
       </w:r>
       <w:r>
         <w:rPr>
-          <w:rFonts w:ascii="Arial" w:hAnsi="Arial"/>
+          <w:rFonts w:ascii="Arial" w:hAnsi="Arial" w:cs="Arial"/>
           <w:b w:val="0"/>
           <w:i w:val="0"/>
+          <w:color w:val="000000"/>
           <w:sz w:val="22"/>
         </w:rPr>
         <w:t>) yang baharu, kesembilan pertimbangan ini terpakai secara langsung — contohnya keserasian perkakasan dengan stesen kerja sedia ada, kos lesen tahunan, dan keselamatan data klien yang sulit (rujuk NDA klien).</w:t>
@@ -1516,27 +2435,31 @@
     </w:p>
     <w:p>
       <w:pPr>
-        <w:spacing w:before="200"/>
+        <w:spacing w:before="120" w:after="120" w:line="276" w:lineRule="auto"/>
+        <w:jc w:val="left"/>
       </w:pPr>
       <w:r>
         <w:rPr>
-          <w:rFonts w:ascii="Arial" w:hAnsi="Arial"/>
+          <w:rFonts w:ascii="Arial" w:hAnsi="Arial" w:cs="Arial"/>
           <w:b/>
           <w:i w:val="0"/>
-          <w:sz w:val="24"/>
+          <w:color w:val="000000"/>
+          <w:sz w:val="22"/>
         </w:rPr>
         <w:t>5. Kenapa Kita Perlukan Kesedaran Kemas Kini Teknologi?</w:t>
       </w:r>
     </w:p>
     <w:p>
       <w:pPr>
-        <w:spacing w:after="160"/>
+        <w:spacing w:after="120" w:line="276" w:lineRule="auto"/>
+        <w:jc w:val="left"/>
       </w:pPr>
       <w:r>
         <w:rPr>
-          <w:rFonts w:ascii="Arial" w:hAnsi="Arial"/>
+          <w:rFonts w:ascii="Arial" w:hAnsi="Arial" w:cs="Arial"/>
           <w:b w:val="0"/>
           <w:i w:val="0"/>
+          <w:color w:val="000000"/>
           <w:sz w:val="22"/>
         </w:rPr>
         <w:t>5.1 Interaksi antara pengguna dan teknologi/sistem tidak dapat dielakkan. Seseorang perlu peka terhadap perkaitan serta kebaikan/keburukan yang menjejaskan kerjanya secara langsung atau tidak langsung. Beliau perlu peka terhadap trend IT semasa dan sebarang kemas kini berkaitan kerjanya. Teknologi meningkatkan pengeluaran/komunikasi dan pengendalian pangkalan data. Teknologi yang lapuk boleh menjejaskan kecekapan dan pengeluaran. Semakin tinggi seseorang dalam tangga kerjaya, semakin canggih kerja dan interaksi persekitarannya, justeru menjustifikasikan keperluan untuk peka dan dikemas kini dengan teknologi.</w:t>
@@ -1544,13 +2467,15 @@
     </w:p>
     <w:p>
       <w:pPr>
-        <w:spacing w:after="160"/>
+        <w:spacing w:after="120" w:line="276" w:lineRule="auto"/>
+        <w:jc w:val="left"/>
       </w:pPr>
       <w:r>
         <w:rPr>
-          <w:rFonts w:ascii="Arial" w:hAnsi="Arial"/>
+          <w:rFonts w:ascii="Arial" w:hAnsi="Arial" w:cs="Arial"/>
           <w:b w:val="0"/>
           <w:i w:val="0"/>
+          <w:color w:val="000000"/>
           <w:sz w:val="22"/>
         </w:rPr>
         <w:t>5.2 Sebelum ini, semua kerja kertas, laporan, carta, pembentangan, minit mesyuarat dan sebagainya dilakukan secara manual dan sepenuhnya menggunakan kertas. Apabila peralihan daripada kertas kepada tanpa kertas berlaku, iaitu menggunakan komputer/perisian, seseorang perlu tahu cara menukar format dan maklumat kepada versi salinan lembut. Contohnya, jika laporan sebelum ini disediakan menggunakan mesin taip, apabila ditukar kepada versi salinan lembut, seseorang perlu tahu cara menggunakan perisian dan cara memformat laporan tersebut. Menggunakan perisian, terdapat pilihan tanpa had untuk mempersembahkan laporan. Perisian ini biasanya dikemas kini dan sentiasa berkembang berdasarkan perubahan berterusan, justeru pengguna perlu tahu kemas kini tersebut dan bagaimana ia memberi kesan kepada mereka. Kesedaran kemas kini teknologi ini terpakai kepada semua jenis/tahap teknologi.</w:t>
@@ -1558,94 +2483,105 @@
     </w:p>
     <w:p>
       <w:pPr>
-        <w:spacing w:after="160"/>
+        <w:spacing w:after="120" w:line="276" w:lineRule="auto"/>
+        <w:jc w:val="left"/>
       </w:pPr>
       <w:r>
         <w:rPr>
-          <w:rFonts w:ascii="Arial" w:hAnsi="Arial"/>
+          <w:rFonts w:ascii="Arial" w:hAnsi="Arial" w:cs="Arial"/>
           <w:b w:val="0"/>
           <w:i/>
+          <w:color w:val="000000"/>
           <w:sz w:val="22"/>
         </w:rPr>
         <w:t>Konteks studio:</w:t>
       </w:r>
       <w:r>
         <w:rPr>
-          <w:rFonts w:ascii="Arial" w:hAnsi="Arial"/>
+          <w:rFonts w:ascii="Arial" w:hAnsi="Arial" w:cs="Arial"/>
           <w:b w:val="0"/>
           <w:i w:val="0"/>
+          <w:color w:val="000000"/>
           <w:sz w:val="22"/>
         </w:rPr>
         <w:t xml:space="preserve"> peralihan daripada </w:t>
       </w:r>
       <w:r>
         <w:rPr>
-          <w:rFonts w:ascii="Arial" w:hAnsi="Arial"/>
+          <w:rFonts w:ascii="Arial" w:hAnsi="Arial" w:cs="Arial"/>
           <w:b w:val="0"/>
           <w:i/>
+          <w:color w:val="000000"/>
           <w:sz w:val="22"/>
         </w:rPr>
         <w:t>tape-based editing</w:t>
       </w:r>
       <w:r>
         <w:rPr>
-          <w:rFonts w:ascii="Arial" w:hAnsi="Arial"/>
+          <w:rFonts w:ascii="Arial" w:hAnsi="Arial" w:cs="Arial"/>
           <w:b w:val="0"/>
           <w:i w:val="0"/>
+          <w:color w:val="000000"/>
           <w:sz w:val="22"/>
         </w:rPr>
         <w:t xml:space="preserve"> kepada </w:t>
       </w:r>
       <w:r>
         <w:rPr>
-          <w:rFonts w:ascii="Arial" w:hAnsi="Arial"/>
+          <w:rFonts w:ascii="Arial" w:hAnsi="Arial" w:cs="Arial"/>
           <w:b w:val="0"/>
           <w:i/>
+          <w:color w:val="000000"/>
           <w:sz w:val="22"/>
         </w:rPr>
         <w:t>file-based/cloud editing</w:t>
       </w:r>
       <w:r>
         <w:rPr>
-          <w:rFonts w:ascii="Arial" w:hAnsi="Arial"/>
+          <w:rFonts w:ascii="Arial" w:hAnsi="Arial" w:cs="Arial"/>
           <w:b w:val="0"/>
           <w:i w:val="0"/>
+          <w:color w:val="000000"/>
           <w:sz w:val="22"/>
         </w:rPr>
         <w:t xml:space="preserve"> adalah contoh sebenar peralihan "kertas kepada tanpa kertas" dalam industri video; Editor yang tidak mengemas kini pengetahuan </w:t>
       </w:r>
       <w:r>
         <w:rPr>
-          <w:rFonts w:ascii="Arial" w:hAnsi="Arial"/>
+          <w:rFonts w:ascii="Arial" w:hAnsi="Arial" w:cs="Arial"/>
           <w:b w:val="0"/>
           <w:i/>
+          <w:color w:val="000000"/>
           <w:sz w:val="22"/>
         </w:rPr>
         <w:t>codec</w:t>
       </w:r>
       <w:r>
         <w:rPr>
-          <w:rFonts w:ascii="Arial" w:hAnsi="Arial"/>
+          <w:rFonts w:ascii="Arial" w:hAnsi="Arial" w:cs="Arial"/>
           <w:b w:val="0"/>
           <w:i w:val="0"/>
+          <w:color w:val="000000"/>
           <w:sz w:val="22"/>
         </w:rPr>
         <w:t xml:space="preserve"> terkini atau format penghantaran </w:t>
       </w:r>
       <w:r>
         <w:rPr>
-          <w:rFonts w:ascii="Arial" w:hAnsi="Arial"/>
+          <w:rFonts w:ascii="Arial" w:hAnsi="Arial" w:cs="Arial"/>
           <w:b w:val="0"/>
           <w:i/>
+          <w:color w:val="000000"/>
           <w:sz w:val="22"/>
         </w:rPr>
         <w:t>deliverable</w:t>
       </w:r>
       <w:r>
         <w:rPr>
-          <w:rFonts w:ascii="Arial" w:hAnsi="Arial"/>
+          <w:rFonts w:ascii="Arial" w:hAnsi="Arial" w:cs="Arial"/>
           <w:b w:val="0"/>
           <w:i w:val="0"/>
+          <w:color w:val="000000"/>
           <w:sz w:val="22"/>
         </w:rPr>
         <w:t xml:space="preserve"> boleh menjejaskan kualiti dan ketepatan masa siaran.</w:t>
@@ -1653,13 +2589,15 @@
     </w:p>
     <w:p>
       <w:pPr>
-        <w:spacing w:after="160"/>
+        <w:spacing w:after="120" w:line="276" w:lineRule="auto"/>
+        <w:jc w:val="left"/>
       </w:pPr>
       <w:r>
         <w:rPr>
-          <w:rFonts w:ascii="Arial" w:hAnsi="Arial"/>
+          <w:rFonts w:ascii="Arial" w:hAnsi="Arial" w:cs="Arial"/>
           <w:b w:val="0"/>
           <w:i w:val="0"/>
+          <w:color w:val="000000"/>
           <w:sz w:val="22"/>
         </w:rPr>
         <w:t>5.3 Contoh bidang yang perlu diberi kesedaran adalah seperti berikut:</w:t>
@@ -1667,13 +2605,15 @@
     </w:p>
     <w:p>
       <w:pPr>
-        <w:spacing w:after="160"/>
+        <w:spacing w:after="120" w:line="276" w:lineRule="auto"/>
+        <w:jc w:val="left"/>
       </w:pPr>
       <w:r>
         <w:rPr>
-          <w:rFonts w:ascii="Arial" w:hAnsi="Arial"/>
+          <w:rFonts w:ascii="Arial" w:hAnsi="Arial" w:cs="Arial"/>
           <w:b w:val="0"/>
           <w:i w:val="0"/>
+          <w:color w:val="000000"/>
           <w:sz w:val="22"/>
         </w:rPr>
         <w:t>i) Cara menggunakan perisian dan keupayaannya.</w:t>
@@ -1681,13 +2621,15 @@
     </w:p>
     <w:p>
       <w:pPr>
-        <w:spacing w:after="160"/>
+        <w:spacing w:after="120" w:line="276" w:lineRule="auto"/>
+        <w:jc w:val="left"/>
       </w:pPr>
       <w:r>
         <w:rPr>
-          <w:rFonts w:ascii="Arial" w:hAnsi="Arial"/>
+          <w:rFonts w:ascii="Arial" w:hAnsi="Arial" w:cs="Arial"/>
           <w:b w:val="0"/>
           <w:i w:val="0"/>
+          <w:color w:val="000000"/>
           <w:sz w:val="22"/>
         </w:rPr>
         <w:t>ii) Pengetahuan tentang komponen/sistem IT yang sesuai untuk mengoptimumkan kerja dan penghantaran.</w:t>
@@ -1695,13 +2637,15 @@
     </w:p>
     <w:p>
       <w:pPr>
-        <w:spacing w:after="160"/>
+        <w:spacing w:after="120" w:line="276" w:lineRule="auto"/>
+        <w:jc w:val="left"/>
       </w:pPr>
       <w:r>
         <w:rPr>
-          <w:rFonts w:ascii="Arial" w:hAnsi="Arial"/>
+          <w:rFonts w:ascii="Arial" w:hAnsi="Arial" w:cs="Arial"/>
           <w:b w:val="0"/>
           <w:i w:val="0"/>
+          <w:color w:val="000000"/>
           <w:sz w:val="22"/>
         </w:rPr>
         <w:t>iii) Mesin/komputer/sistem/perisian mana yang menjadi penyelesaian optimum.</w:t>
@@ -1709,13 +2653,15 @@
     </w:p>
     <w:p>
       <w:pPr>
-        <w:spacing w:after="160"/>
+        <w:spacing w:after="120" w:line="276" w:lineRule="auto"/>
+        <w:jc w:val="left"/>
       </w:pPr>
       <w:r>
         <w:rPr>
-          <w:rFonts w:ascii="Arial" w:hAnsi="Arial"/>
+          <w:rFonts w:ascii="Arial" w:hAnsi="Arial" w:cs="Arial"/>
           <w:b w:val="0"/>
           <w:i w:val="0"/>
+          <w:color w:val="000000"/>
           <w:sz w:val="22"/>
         </w:rPr>
         <w:t>iv) Trend pasaran/pengguna semasa yang manakah/siapakah.</w:t>
@@ -1723,13 +2669,15 @@
     </w:p>
     <w:p>
       <w:pPr>
-        <w:spacing w:after="160"/>
+        <w:spacing w:after="120" w:line="276" w:lineRule="auto"/>
+        <w:jc w:val="left"/>
       </w:pPr>
       <w:r>
         <w:rPr>
-          <w:rFonts w:ascii="Arial" w:hAnsi="Arial"/>
+          <w:rFonts w:ascii="Arial" w:hAnsi="Arial" w:cs="Arial"/>
           <w:b w:val="0"/>
           <w:i w:val="0"/>
+          <w:color w:val="000000"/>
           <w:sz w:val="22"/>
         </w:rPr>
         <w:t>v) Kos kepada penyelesaian.</w:t>
@@ -1737,112 +2685,129 @@
     </w:p>
     <w:p>
       <w:pPr>
-        <w:spacing w:after="160"/>
+        <w:spacing w:after="120" w:line="276" w:lineRule="auto"/>
+        <w:jc w:val="left"/>
       </w:pPr>
       <w:r>
         <w:rPr>
-          <w:rFonts w:ascii="Arial" w:hAnsi="Arial"/>
+          <w:rFonts w:ascii="Arial" w:hAnsi="Arial" w:cs="Arial"/>
           <w:b w:val="0"/>
           <w:i/>
+          <w:color w:val="000000"/>
           <w:sz w:val="22"/>
         </w:rPr>
         <w:t>Konteks studio:</w:t>
       </w:r>
       <w:r>
         <w:rPr>
-          <w:rFonts w:ascii="Arial" w:hAnsi="Arial"/>
+          <w:rFonts w:ascii="Arial" w:hAnsi="Arial" w:cs="Arial"/>
           <w:b w:val="0"/>
           <w:i w:val="0"/>
+          <w:color w:val="000000"/>
           <w:sz w:val="22"/>
         </w:rPr>
         <w:t xml:space="preserve"> memilih sistem </w:t>
       </w:r>
       <w:r>
         <w:rPr>
-          <w:rFonts w:ascii="Arial" w:hAnsi="Arial"/>
+          <w:rFonts w:ascii="Arial" w:hAnsi="Arial" w:cs="Arial"/>
           <w:b w:val="0"/>
           <w:i/>
+          <w:color w:val="000000"/>
           <w:sz w:val="22"/>
         </w:rPr>
         <w:t>backup</w:t>
       </w:r>
       <w:r>
         <w:rPr>
-          <w:rFonts w:ascii="Arial" w:hAnsi="Arial"/>
+          <w:rFonts w:ascii="Arial" w:hAnsi="Arial" w:cs="Arial"/>
           <w:b w:val="0"/>
           <w:i w:val="0"/>
+          <w:color w:val="000000"/>
           <w:sz w:val="22"/>
         </w:rPr>
         <w:t xml:space="preserve"> LTO tape berbanding </w:t>
       </w:r>
       <w:r>
         <w:rPr>
-          <w:rFonts w:ascii="Arial" w:hAnsi="Arial"/>
+          <w:rFonts w:ascii="Arial" w:hAnsi="Arial" w:cs="Arial"/>
           <w:b w:val="0"/>
           <w:i/>
+          <w:color w:val="000000"/>
           <w:sz w:val="22"/>
         </w:rPr>
         <w:t>cloud storage</w:t>
       </w:r>
       <w:r>
         <w:rPr>
-          <w:rFonts w:ascii="Arial" w:hAnsi="Arial"/>
+          <w:rFonts w:ascii="Arial" w:hAnsi="Arial" w:cs="Arial"/>
           <w:b w:val="0"/>
           <w:i w:val="0"/>
+          <w:color w:val="000000"/>
           <w:sz w:val="22"/>
         </w:rPr>
         <w:t xml:space="preserve"> untuk arkib </w:t>
       </w:r>
       <w:r>
         <w:rPr>
-          <w:rFonts w:ascii="Arial" w:hAnsi="Arial"/>
+          <w:rFonts w:ascii="Arial" w:hAnsi="Arial" w:cs="Arial"/>
           <w:b w:val="0"/>
           <w:i/>
+          <w:color w:val="000000"/>
           <w:sz w:val="22"/>
         </w:rPr>
         <w:t>footage</w:t>
       </w:r>
       <w:r>
         <w:rPr>
-          <w:rFonts w:ascii="Arial" w:hAnsi="Arial"/>
+          <w:rFonts w:ascii="Arial" w:hAnsi="Arial" w:cs="Arial"/>
           <w:b w:val="0"/>
           <w:i w:val="0"/>
+          <w:color w:val="000000"/>
           <w:sz w:val="22"/>
         </w:rPr>
         <w:t xml:space="preserve"> jangka panjang adalah contoh langsung pertimbangan (iii) dan (v) di atas.</w:t>
       </w:r>
     </w:p>
     <w:p>
+      <w:pPr>
+        <w:spacing w:before="120" w:after="120" w:line="276" w:lineRule="auto"/>
+        <w:jc w:val="left"/>
+      </w:pPr>
       <w:r>
         <w:rPr>
-          <w:rFonts w:ascii="Arial" w:hAnsi="Arial"/>
+          <w:rFonts w:ascii="Arial" w:hAnsi="Arial" w:cs="Arial"/>
           <w:b/>
-          <w:sz w:val="24"/>
+          <w:color w:val="000000"/>
+          <w:sz w:val="22"/>
         </w:rPr>
         <w:t>SOALAN</w:t>
       </w:r>
       <w:r>
         <w:rPr>
-          <w:rFonts w:ascii="Arial" w:hAnsi="Arial"/>
+          <w:rFonts w:ascii="Arial" w:hAnsi="Arial" w:cs="Arial"/>
           <w:b/>
-          <w:sz w:val="24"/>
+          <w:color w:val="000000"/>
+          <w:sz w:val="22"/>
         </w:rPr>
         <w:t>/</w:t>
       </w:r>
       <w:r>
         <w:rPr>
-          <w:rFonts w:ascii="Arial" w:hAnsi="Arial"/>
+          <w:rFonts w:ascii="Arial" w:hAnsi="Arial" w:cs="Arial"/>
           <w:b/>
           <w:i/>
-          <w:sz w:val="24"/>
+          <w:color w:val="000000"/>
+          <w:sz w:val="22"/>
         </w:rPr>
         <w:t>QUESTION</w:t>
       </w:r>
       <w:r>
         <w:rPr>
-          <w:rFonts w:ascii="Arial" w:hAnsi="Arial"/>
+          <w:rFonts w:ascii="Arial" w:hAnsi="Arial" w:cs="Arial"/>
           <w:b/>
-          <w:sz w:val="24"/>
+          <w:color w:val="000000"/>
+          <w:sz w:val="22"/>
         </w:rPr>
         <w:t>:</w:t>
       </w:r>
@@ -1850,13 +2815,15 @@
     <w:p/>
     <w:p>
       <w:pPr>
-        <w:spacing w:after="160"/>
+        <w:spacing w:after="120" w:line="276" w:lineRule="auto"/>
+        <w:jc w:val="left"/>
       </w:pPr>
       <w:r>
         <w:rPr>
-          <w:rFonts w:ascii="Arial" w:hAnsi="Arial"/>
+          <w:rFonts w:ascii="Arial" w:hAnsi="Arial" w:cs="Arial"/>
           <w:b w:val="0"/>
           <w:i w:val="0"/>
+          <w:color w:val="000000"/>
           <w:sz w:val="22"/>
         </w:rPr>
         <w:t>1. Apakah hubungan antara Teknologi Maklumat dan Sistem Maklumat?</w:t>
@@ -1864,22 +2831,25 @@
     </w:p>
     <w:p>
       <w:pPr>
-        <w:spacing w:after="160"/>
+        <w:spacing w:after="120" w:line="276" w:lineRule="auto"/>
+        <w:jc w:val="left"/>
       </w:pPr>
       <w:r>
         <w:rPr>
-          <w:rFonts w:ascii="Arial" w:hAnsi="Arial"/>
+          <w:rFonts w:ascii="Arial" w:hAnsi="Arial" w:cs="Arial"/>
           <w:b/>
           <w:i w:val="0"/>
+          <w:color w:val="000000"/>
           <w:sz w:val="22"/>
         </w:rPr>
         <w:t>Jawapan model:</w:t>
       </w:r>
       <w:r>
         <w:rPr>
-          <w:rFonts w:ascii="Arial" w:hAnsi="Arial"/>
+          <w:rFonts w:ascii="Arial" w:hAnsi="Arial" w:cs="Arial"/>
           <w:b w:val="0"/>
           <w:i w:val="0"/>
+          <w:color w:val="000000"/>
           <w:sz w:val="22"/>
         </w:rPr>
         <w:t xml:space="preserve"> Teknologi Maklumat (IT) ialah aplikasi komputer dan peralatan telekomunikasi untuk menyimpan, mendapatkan semula, menghantar dan memanipulasi data; Sistem Maklumat (IS) pula ialah sistem yang terdiri daripada manusia dan komputer yang menggunakan IT tersebut untuk memproses dan mentafsir maklumat bagi menyokong operasi, pengurusan dan pembuatan keputusan organisasi — contohnya, sistem DAM studio menggunakan perkakasan/perisian (IT) untuk membentuk satu sistem pengurusan aset video yang lengkap (IS).</w:t>
@@ -1887,13 +2857,15 @@
     </w:p>
     <w:p>
       <w:pPr>
-        <w:spacing w:after="160"/>
+        <w:spacing w:after="120" w:line="276" w:lineRule="auto"/>
+        <w:jc w:val="left"/>
       </w:pPr>
       <w:r>
         <w:rPr>
-          <w:rFonts w:ascii="Arial" w:hAnsi="Arial"/>
+          <w:rFonts w:ascii="Arial" w:hAnsi="Arial" w:cs="Arial"/>
           <w:b w:val="0"/>
           <w:i w:val="0"/>
+          <w:color w:val="000000"/>
           <w:sz w:val="22"/>
         </w:rPr>
         <w:t>2. Apakah 6 komponen Teknologi Sistem Maklumat?</w:t>
@@ -1901,94 +2873,105 @@
     </w:p>
     <w:p>
       <w:pPr>
-        <w:spacing w:after="160"/>
+        <w:spacing w:after="120" w:line="276" w:lineRule="auto"/>
+        <w:jc w:val="left"/>
       </w:pPr>
       <w:r>
         <w:rPr>
-          <w:rFonts w:ascii="Arial" w:hAnsi="Arial"/>
+          <w:rFonts w:ascii="Arial" w:hAnsi="Arial" w:cs="Arial"/>
           <w:b/>
           <w:i w:val="0"/>
+          <w:color w:val="000000"/>
           <w:sz w:val="22"/>
         </w:rPr>
         <w:t>Jawapan model:</w:t>
       </w:r>
       <w:r>
         <w:rPr>
-          <w:rFonts w:ascii="Arial" w:hAnsi="Arial"/>
+          <w:rFonts w:ascii="Arial" w:hAnsi="Arial" w:cs="Arial"/>
           <w:b w:val="0"/>
           <w:i w:val="0"/>
+          <w:color w:val="000000"/>
           <w:sz w:val="22"/>
         </w:rPr>
         <w:t xml:space="preserve"> Perkakasan, Perisian, Data, Prosedur, Rangkaian, dan Manusia — contohnya di studio: stesen </w:t>
       </w:r>
       <w:r>
         <w:rPr>
-          <w:rFonts w:ascii="Arial" w:hAnsi="Arial"/>
+          <w:rFonts w:ascii="Arial" w:hAnsi="Arial" w:cs="Arial"/>
           <w:b w:val="0"/>
           <w:i/>
+          <w:color w:val="000000"/>
           <w:sz w:val="22"/>
         </w:rPr>
         <w:t>editing</w:t>
       </w:r>
       <w:r>
         <w:rPr>
-          <w:rFonts w:ascii="Arial" w:hAnsi="Arial"/>
+          <w:rFonts w:ascii="Arial" w:hAnsi="Arial" w:cs="Arial"/>
           <w:b w:val="0"/>
           <w:i w:val="0"/>
+          <w:color w:val="000000"/>
           <w:sz w:val="22"/>
         </w:rPr>
         <w:t xml:space="preserve"> (perkakasan), Premiere Pro (perisian), fail </w:t>
       </w:r>
       <w:r>
         <w:rPr>
-          <w:rFonts w:ascii="Arial" w:hAnsi="Arial"/>
+          <w:rFonts w:ascii="Arial" w:hAnsi="Arial" w:cs="Arial"/>
           <w:b w:val="0"/>
           <w:i/>
+          <w:color w:val="000000"/>
           <w:sz w:val="22"/>
         </w:rPr>
         <w:t>footage</w:t>
       </w:r>
       <w:r>
         <w:rPr>
-          <w:rFonts w:ascii="Arial" w:hAnsi="Arial"/>
+          <w:rFonts w:ascii="Arial" w:hAnsi="Arial" w:cs="Arial"/>
           <w:b w:val="0"/>
           <w:i w:val="0"/>
+          <w:color w:val="000000"/>
           <w:sz w:val="22"/>
         </w:rPr>
         <w:t xml:space="preserve"> (data), prosedur </w:t>
       </w:r>
       <w:r>
         <w:rPr>
-          <w:rFonts w:ascii="Arial" w:hAnsi="Arial"/>
+          <w:rFonts w:ascii="Arial" w:hAnsi="Arial" w:cs="Arial"/>
           <w:b w:val="0"/>
           <w:i/>
+          <w:color w:val="000000"/>
           <w:sz w:val="22"/>
         </w:rPr>
         <w:t>backup</w:t>
       </w:r>
       <w:r>
         <w:rPr>
-          <w:rFonts w:ascii="Arial" w:hAnsi="Arial"/>
+          <w:rFonts w:ascii="Arial" w:hAnsi="Arial" w:cs="Arial"/>
           <w:b w:val="0"/>
           <w:i w:val="0"/>
+          <w:color w:val="000000"/>
           <w:sz w:val="22"/>
         </w:rPr>
         <w:t xml:space="preserve"> (prosedur), </w:t>
       </w:r>
       <w:r>
         <w:rPr>
-          <w:rFonts w:ascii="Arial" w:hAnsi="Arial"/>
+          <w:rFonts w:ascii="Arial" w:hAnsi="Arial" w:cs="Arial"/>
           <w:b w:val="0"/>
           <w:i/>
+          <w:color w:val="000000"/>
           <w:sz w:val="22"/>
         </w:rPr>
         <w:t>NAS</w:t>
       </w:r>
       <w:r>
         <w:rPr>
-          <w:rFonts w:ascii="Arial" w:hAnsi="Arial"/>
+          <w:rFonts w:ascii="Arial" w:hAnsi="Arial" w:cs="Arial"/>
           <w:b w:val="0"/>
           <w:i w:val="0"/>
+          <w:color w:val="000000"/>
           <w:sz w:val="22"/>
         </w:rPr>
         <w:t xml:space="preserve"> studio (rangkaian), dan Editor/Producer (manusia).</w:t>
@@ -1996,13 +2979,15 @@
     </w:p>
     <w:p>
       <w:pPr>
-        <w:spacing w:after="160"/>
+        <w:spacing w:after="120" w:line="276" w:lineRule="auto"/>
+        <w:jc w:val="left"/>
       </w:pPr>
       <w:r>
         <w:rPr>
-          <w:rFonts w:ascii="Arial" w:hAnsi="Arial"/>
+          <w:rFonts w:ascii="Arial" w:hAnsi="Arial" w:cs="Arial"/>
           <w:b w:val="0"/>
           <w:i w:val="0"/>
+          <w:color w:val="000000"/>
           <w:sz w:val="22"/>
         </w:rPr>
         <w:t>3. Kenapa kita perlukan Kesedaran Kemas Kini Teknologi?</w:t>
@@ -2010,58 +2995,65 @@
     </w:p>
     <w:p>
       <w:pPr>
-        <w:spacing w:after="160"/>
+        <w:spacing w:after="120" w:line="276" w:lineRule="auto"/>
+        <w:jc w:val="left"/>
       </w:pPr>
       <w:r>
         <w:rPr>
-          <w:rFonts w:ascii="Arial" w:hAnsi="Arial"/>
+          <w:rFonts w:ascii="Arial" w:hAnsi="Arial" w:cs="Arial"/>
           <w:b/>
           <w:i w:val="0"/>
+          <w:color w:val="000000"/>
           <w:sz w:val="22"/>
         </w:rPr>
         <w:t>Jawapan model:</w:t>
       </w:r>
       <w:r>
         <w:rPr>
-          <w:rFonts w:ascii="Arial" w:hAnsi="Arial"/>
+          <w:rFonts w:ascii="Arial" w:hAnsi="Arial" w:cs="Arial"/>
           <w:b w:val="0"/>
           <w:i w:val="0"/>
+          <w:color w:val="000000"/>
           <w:sz w:val="22"/>
         </w:rPr>
         <w:t xml:space="preserve"> Kerana interaksi dengan teknologi tidak dapat dielakkan; teknologi yang lapuk menjejaskan kecekapan dan pengeluaran kerja, manakala kesedaran kemas kini membolehkan Editor mengekalkan kualiti kerja, kelajuan penghantaran dan daya saing — contohnya mengetahui format </w:t>
       </w:r>
       <w:r>
         <w:rPr>
-          <w:rFonts w:ascii="Arial" w:hAnsi="Arial"/>
+          <w:rFonts w:ascii="Arial" w:hAnsi="Arial" w:cs="Arial"/>
           <w:b w:val="0"/>
           <w:i/>
+          <w:color w:val="000000"/>
           <w:sz w:val="22"/>
         </w:rPr>
         <w:t>codec</w:t>
       </w:r>
       <w:r>
         <w:rPr>
-          <w:rFonts w:ascii="Arial" w:hAnsi="Arial"/>
+          <w:rFonts w:ascii="Arial" w:hAnsi="Arial" w:cs="Arial"/>
           <w:b w:val="0"/>
           <w:i w:val="0"/>
+          <w:color w:val="000000"/>
           <w:sz w:val="22"/>
         </w:rPr>
         <w:t xml:space="preserve"> penghantaran terbaharu yang dikehendaki oleh stesen televisyen/platform </w:t>
       </w:r>
       <w:r>
         <w:rPr>
-          <w:rFonts w:ascii="Arial" w:hAnsi="Arial"/>
+          <w:rFonts w:ascii="Arial" w:hAnsi="Arial" w:cs="Arial"/>
           <w:b w:val="0"/>
           <w:i/>
+          <w:color w:val="000000"/>
           <w:sz w:val="22"/>
         </w:rPr>
         <w:t>streaming</w:t>
       </w:r>
       <w:r>
         <w:rPr>
-          <w:rFonts w:ascii="Arial" w:hAnsi="Arial"/>
+          <w:rFonts w:ascii="Arial" w:hAnsi="Arial" w:cs="Arial"/>
           <w:b w:val="0"/>
           <w:i w:val="0"/>
+          <w:color w:val="000000"/>
           <w:sz w:val="22"/>
         </w:rPr>
         <w:t>.</w:t>
@@ -2069,13 +3061,15 @@
     </w:p>
     <w:p>
       <w:pPr>
-        <w:spacing w:after="160"/>
+        <w:spacing w:after="120" w:line="276" w:lineRule="auto"/>
+        <w:jc w:val="left"/>
       </w:pPr>
       <w:r>
         <w:rPr>
-          <w:rFonts w:ascii="Arial" w:hAnsi="Arial"/>
+          <w:rFonts w:ascii="Arial" w:hAnsi="Arial" w:cs="Arial"/>
           <w:b w:val="0"/>
           <w:i w:val="0"/>
+          <w:color w:val="000000"/>
           <w:sz w:val="22"/>
         </w:rPr>
         <w:t>4. Apakah kemasukan data?</w:t>
@@ -2083,22 +3077,25 @@
     </w:p>
     <w:p>
       <w:pPr>
-        <w:spacing w:after="160"/>
+        <w:spacing w:after="120" w:line="276" w:lineRule="auto"/>
+        <w:jc w:val="left"/>
       </w:pPr>
       <w:r>
         <w:rPr>
-          <w:rFonts w:ascii="Arial" w:hAnsi="Arial"/>
+          <w:rFonts w:ascii="Arial" w:hAnsi="Arial" w:cs="Arial"/>
           <w:b/>
           <w:i w:val="0"/>
+          <w:color w:val="000000"/>
           <w:sz w:val="22"/>
         </w:rPr>
         <w:t>Jawapan model:</w:t>
       </w:r>
       <w:r>
         <w:rPr>
-          <w:rFonts w:ascii="Arial" w:hAnsi="Arial"/>
+          <w:rFonts w:ascii="Arial" w:hAnsi="Arial" w:cs="Arial"/>
           <w:b w:val="0"/>
           <w:i w:val="0"/>
+          <w:color w:val="000000"/>
           <w:sz w:val="22"/>
         </w:rPr>
         <w:t xml:space="preserve"> Kemasukan data ialah tindakan pengguna memasukkan data ke dalam komputer dan tindak balas komputer terhadap input itu, daripada tindakan mudah seperti memilih item sehingga mengawal format kandungan — contohnya memasukkan metadata klip (nama projek, tarikh rakaman, jurukamera) ke dalam sistem DAM studio.</w:t>
@@ -2106,13 +3103,15 @@
     </w:p>
     <w:p>
       <w:pPr>
-        <w:spacing w:after="160"/>
+        <w:spacing w:after="120" w:line="276" w:lineRule="auto"/>
+        <w:jc w:val="left"/>
       </w:pPr>
       <w:r>
         <w:rPr>
-          <w:rFonts w:ascii="Arial" w:hAnsi="Arial"/>
+          <w:rFonts w:ascii="Arial" w:hAnsi="Arial" w:cs="Arial"/>
           <w:b w:val="0"/>
           <w:i w:val="0"/>
+          <w:color w:val="000000"/>
           <w:sz w:val="22"/>
         </w:rPr>
         <w:t>5. Berapa banyak pertimbangan diperlukan dalam memilih perisian yang betul?</w:t>
@@ -2120,58 +3119,69 @@
     </w:p>
     <w:p>
       <w:pPr>
-        <w:spacing w:after="160"/>
+        <w:spacing w:after="120" w:line="276" w:lineRule="auto"/>
+        <w:jc w:val="left"/>
       </w:pPr>
       <w:r>
         <w:rPr>
-          <w:rFonts w:ascii="Arial" w:hAnsi="Arial"/>
+          <w:rFonts w:ascii="Arial" w:hAnsi="Arial" w:cs="Arial"/>
           <w:b/>
           <w:i w:val="0"/>
+          <w:color w:val="000000"/>
           <w:sz w:val="22"/>
         </w:rPr>
         <w:t>Jawapan model:</w:t>
       </w:r>
       <w:r>
         <w:rPr>
-          <w:rFonts w:ascii="Arial" w:hAnsi="Arial"/>
+          <w:rFonts w:ascii="Arial" w:hAnsi="Arial" w:cs="Arial"/>
           <w:b w:val="0"/>
           <w:i w:val="0"/>
+          <w:color w:val="000000"/>
           <w:sz w:val="22"/>
         </w:rPr>
         <w:t xml:space="preserve"> 9 pertimbangan — ciri vs keperluan, analisis kos/faedah, kemampuan peningkatan masa depan, keserasian perkakasan, keserasian sistem, sokongan pelanggan/vendor, keselamatan, kurva pembelajaran, dan pelaporan; semuanya relevan apabila studio memilih perisian NLE atau DAM baharu.</w:t>
       </w:r>
     </w:p>
     <w:p>
+      <w:pPr>
+        <w:spacing w:before="120" w:after="120" w:line="276" w:lineRule="auto"/>
+        <w:jc w:val="left"/>
+      </w:pPr>
       <w:r>
         <w:rPr>
-          <w:rFonts w:ascii="Arial" w:hAnsi="Arial"/>
+          <w:rFonts w:ascii="Arial" w:hAnsi="Arial" w:cs="Arial"/>
           <w:b/>
-          <w:sz w:val="24"/>
+          <w:color w:val="000000"/>
+          <w:sz w:val="22"/>
         </w:rPr>
         <w:t>RUJUKAN</w:t>
       </w:r>
       <w:r>
         <w:rPr>
-          <w:rFonts w:ascii="Arial" w:hAnsi="Arial"/>
+          <w:rFonts w:ascii="Arial" w:hAnsi="Arial" w:cs="Arial"/>
           <w:b/>
-          <w:sz w:val="24"/>
+          <w:color w:val="000000"/>
+          <w:sz w:val="22"/>
         </w:rPr>
         <w:t>/</w:t>
       </w:r>
       <w:r>
         <w:rPr>
-          <w:rFonts w:ascii="Arial" w:hAnsi="Arial"/>
+          <w:rFonts w:ascii="Arial" w:hAnsi="Arial" w:cs="Arial"/>
           <w:b/>
           <w:i/>
-          <w:sz w:val="24"/>
+          <w:color w:val="000000"/>
+          <w:sz w:val="22"/>
         </w:rPr>
         <w:t>REFERENCES</w:t>
       </w:r>
       <w:r>
         <w:rPr>
-          <w:rFonts w:ascii="Arial" w:hAnsi="Arial"/>
+          <w:rFonts w:ascii="Arial" w:hAnsi="Arial" w:cs="Arial"/>
           <w:b/>
-          <w:sz w:val="24"/>
+          <w:color w:val="000000"/>
+          <w:sz w:val="22"/>
         </w:rPr>
         <w:t>:</w:t>
       </w:r>
@@ -2179,13 +3189,15 @@
     <w:p/>
     <w:p>
       <w:pPr>
-        <w:spacing w:after="160"/>
+        <w:spacing w:after="120" w:line="276" w:lineRule="auto"/>
+        <w:jc w:val="left"/>
       </w:pPr>
       <w:r>
         <w:rPr>
-          <w:rFonts w:ascii="Arial" w:hAnsi="Arial"/>
+          <w:rFonts w:ascii="Arial" w:hAnsi="Arial" w:cs="Arial"/>
           <w:b w:val="0"/>
           <w:i w:val="0"/>
+          <w:color w:val="000000"/>
           <w:sz w:val="22"/>
         </w:rPr>
         <w:t>1. http://www.montgomeryschoolmd.org/department/techlit/docs.htm</w:t>
@@ -2193,13 +3205,15 @@
     </w:p>
     <w:p>
       <w:pPr>
-        <w:spacing w:after="160"/>
+        <w:spacing w:after="120" w:line="276" w:lineRule="auto"/>
+        <w:jc w:val="left"/>
       </w:pPr>
       <w:r>
         <w:rPr>
-          <w:rFonts w:ascii="Arial" w:hAnsi="Arial"/>
+          <w:rFonts w:ascii="Arial" w:hAnsi="Arial" w:cs="Arial"/>
           <w:b w:val="0"/>
           <w:i w:val="0"/>
+          <w:color w:val="000000"/>
           <w:sz w:val="22"/>
         </w:rPr>
         <w:t>2. http://www.wikipedia.org/wiki/information_technology</w:t>
@@ -2207,13 +3221,15 @@
     </w:p>
     <w:p>
       <w:pPr>
-        <w:spacing w:after="160"/>
+        <w:spacing w:after="120" w:line="276" w:lineRule="auto"/>
+        <w:jc w:val="left"/>
       </w:pPr>
       <w:r>
         <w:rPr>
-          <w:rFonts w:ascii="Arial" w:hAnsi="Arial"/>
+          <w:rFonts w:ascii="Arial" w:hAnsi="Arial" w:cs="Arial"/>
           <w:b w:val="0"/>
           <w:i w:val="0"/>
+          <w:color w:val="000000"/>
           <w:sz w:val="22"/>
         </w:rPr>
         <w:t>3. http://www.wikipedia.org/wiki/information_system</w:t>
@@ -2221,13 +3237,15 @@
     </w:p>
     <w:p>
       <w:pPr>
-        <w:spacing w:after="160"/>
+        <w:spacing w:after="120" w:line="276" w:lineRule="auto"/>
+        <w:jc w:val="left"/>
       </w:pPr>
       <w:r>
         <w:rPr>
-          <w:rFonts w:ascii="Arial" w:hAnsi="Arial"/>
+          <w:rFonts w:ascii="Arial" w:hAnsi="Arial" w:cs="Arial"/>
           <w:b w:val="0"/>
           <w:i w:val="0"/>
+          <w:color w:val="000000"/>
           <w:sz w:val="22"/>
         </w:rPr>
         <w:t>4. http://www.coloradotechliteracy.org/org/documentation/module1/definition.htm</w:t>
@@ -2235,13 +3253,15 @@
     </w:p>
     <w:p>
       <w:pPr>
-        <w:spacing w:after="160"/>
+        <w:spacing w:after="120" w:line="276" w:lineRule="auto"/>
+        <w:jc w:val="left"/>
       </w:pPr>
       <w:r>
         <w:rPr>
-          <w:rFonts w:ascii="Arial" w:hAnsi="Arial"/>
+          <w:rFonts w:ascii="Arial" w:hAnsi="Arial" w:cs="Arial"/>
           <w:b w:val="0"/>
           <w:i w:val="0"/>
+          <w:color w:val="000000"/>
           <w:sz w:val="22"/>
         </w:rPr>
         <w:t>5. http://www.uotechnology.edu.iq/ce/Lectures/SarmadFuad-MIS/MIS_Lecture_3.pdf</w:t>
@@ -2249,13 +3269,15 @@
     </w:p>
     <w:p>
       <w:pPr>
-        <w:spacing w:after="160"/>
+        <w:spacing w:after="120" w:line="276" w:lineRule="auto"/>
+        <w:jc w:val="left"/>
       </w:pPr>
       <w:r>
         <w:rPr>
-          <w:rFonts w:ascii="Arial" w:hAnsi="Arial"/>
+          <w:rFonts w:ascii="Arial" w:hAnsi="Arial" w:cs="Arial"/>
           <w:b w:val="0"/>
           <w:i w:val="0"/>
+          <w:color w:val="000000"/>
           <w:sz w:val="22"/>
         </w:rPr>
         <w:t>6. http://www.umsl.edu/~joshik/msis480/chapt02.htm</w:t>
@@ -2263,13 +3285,15 @@
     </w:p>
     <w:p>
       <w:pPr>
-        <w:spacing w:after="160"/>
+        <w:spacing w:after="120" w:line="276" w:lineRule="auto"/>
+        <w:jc w:val="left"/>
       </w:pPr>
       <w:r>
         <w:rPr>
-          <w:rFonts w:ascii="Arial" w:hAnsi="Arial"/>
+          <w:rFonts w:ascii="Arial" w:hAnsi="Arial" w:cs="Arial"/>
           <w:b w:val="0"/>
           <w:i w:val="0"/>
+          <w:color w:val="000000"/>
           <w:sz w:val="22"/>
         </w:rPr>
         <w:t>7. http://global.britannica.com/topic/information-system</w:t>
@@ -2277,13 +3301,15 @@
     </w:p>
     <w:p>
       <w:pPr>
-        <w:spacing w:after="160"/>
+        <w:spacing w:after="120" w:line="276" w:lineRule="auto"/>
+        <w:jc w:val="left"/>
       </w:pPr>
       <w:r>
         <w:rPr>
-          <w:rFonts w:ascii="Arial" w:hAnsi="Arial"/>
+          <w:rFonts w:ascii="Arial" w:hAnsi="Arial" w:cs="Arial"/>
           <w:b w:val="0"/>
           <w:i w:val="0"/>
+          <w:color w:val="000000"/>
           <w:sz w:val="22"/>
         </w:rPr>
         <w:t>8. http://www.nutrientdataconf.org/pastconf/ndbc19/7-1_westrich.pdf</w:t>
@@ -2291,13 +3317,15 @@
     </w:p>
     <w:p>
       <w:pPr>
-        <w:spacing w:after="160"/>
+        <w:spacing w:after="120" w:line="276" w:lineRule="auto"/>
+        <w:jc w:val="left"/>
       </w:pPr>
       <w:r>
         <w:rPr>
-          <w:rFonts w:ascii="Arial" w:hAnsi="Arial"/>
+          <w:rFonts w:ascii="Arial" w:hAnsi="Arial" w:cs="Arial"/>
           <w:b w:val="0"/>
           <w:i w:val="0"/>
+          <w:color w:val="000000"/>
           <w:sz w:val="22"/>
         </w:rPr>
         <w:t>9. http://knowledge.wildapricot.com/display/technology/Defining+Software+Requirements</w:t>
@@ -2370,614 +3398,8 @@
     <w:pPr>
       <w:pStyle w:val="Header"/>
     </w:pPr>
+    <w:r/>
   </w:p>
-  <w:tbl>
-    <w:tblPr>
-      <w:tblW w:type="auto" w:w="0"/>
-      <w:jc w:val="center"/>
-      <w:tblLook w:firstColumn="1" w:firstRow="1" w:lastColumn="0" w:lastRow="0" w:noHBand="0" w:noVBand="1" w:val="04A0"/>
-      <w:tblBorders>
-        <w:top w:val="single" w:sz="4" w:space="0" w:color="000000"/>
-        <w:left w:val="single" w:sz="4" w:space="0" w:color="000000"/>
-        <w:bottom w:val="single" w:sz="4" w:space="0" w:color="000000"/>
-        <w:right w:val="single" w:sz="4" w:space="0" w:color="000000"/>
-        <w:insideH w:val="single" w:sz="4" w:space="0" w:color="000000"/>
-        <w:insideV w:val="single" w:sz="4" w:space="0" w:color="000000"/>
-      </w:tblBorders>
-    </w:tblPr>
-    <w:tblGrid>
-      <w:gridCol w:w="3213"/>
-      <w:gridCol w:w="3213"/>
-      <w:gridCol w:w="3213"/>
-    </w:tblGrid>
-    <w:tr>
-      <w:tc>
-        <w:tcPr>
-          <w:tcW w:type="dxa" w:w="2551"/>
-          <w:vAlign w:val="center"/>
-          <w:tcMar>
-            <w:top w:w="40" w:type="dxa"/>
-            <w:bottom w:w="40" w:type="dxa"/>
-            <w:start w:w="80" w:type="dxa"/>
-            <w:end w:w="80" w:type="dxa"/>
-          </w:tcMar>
-        </w:tcPr>
-        <w:p>
-          <w:pPr>
-            <w:jc w:val="left"/>
-          </w:pPr>
-          <w:r>
-            <w:drawing>
-              <wp:inline xmlns:a="http://schemas.openxmlformats.org/drawingml/2006/main" xmlns:pic="http://schemas.openxmlformats.org/drawingml/2006/picture">
-                <wp:extent cx="885785" cy="1404000"/>
-                <wp:docPr id="1" name="Picture 1"/>
-                <wp:cNvGraphicFramePr>
-                  <a:graphicFrameLocks noChangeAspect="1"/>
-                </wp:cNvGraphicFramePr>
-                <a:graphic>
-                  <a:graphicData uri="http://schemas.openxmlformats.org/drawingml/2006/picture">
-                    <pic:pic>
-                      <pic:nvPicPr>
-                        <pic:cNvPr id="0" name="jpk-logo-official.png"/>
-                        <pic:cNvPicPr/>
-                      </pic:nvPicPr>
-                      <pic:blipFill>
-                        <a:blip r:embed="rId1"/>
-                        <a:stretch>
-                          <a:fillRect/>
-                        </a:stretch>
-                      </pic:blipFill>
-                      <pic:spPr>
-                        <a:xfrm>
-                          <a:off x="0" y="0"/>
-                          <a:ext cx="885785" cy="1404000"/>
-                        </a:xfrm>
-                        <a:prstGeom prst="rect"/>
-                      </pic:spPr>
-                    </pic:pic>
-                  </a:graphicData>
-                </a:graphic>
-              </wp:inline>
-            </w:drawing>
-          </w:r>
-        </w:p>
-      </w:tc>
-      <w:tc>
-        <w:tcPr>
-          <w:tcW w:type="dxa" w:w="2268"/>
-          <w:gridSpan w:val="2"/>
-          <w:tcMar>
-            <w:top w:w="40" w:type="dxa"/>
-            <w:bottom w:w="40" w:type="dxa"/>
-            <w:start w:w="80" w:type="dxa"/>
-            <w:end w:w="80" w:type="dxa"/>
-          </w:tcMar>
-          <w:tcMar>
-            <w:top w:w="40" w:type="dxa"/>
-            <w:bottom w:w="40" w:type="dxa"/>
-            <w:start w:w="80" w:type="dxa"/>
-            <w:end w:w="80" w:type="dxa"/>
-          </w:tcMar>
-        </w:tcPr>
-        <w:p>
-          <w:r/>
-          <w:r>
-            <w:rPr>
-              <w:rFonts w:ascii="Arial" w:hAnsi="Arial"/>
-              <w:b/>
-              <w:sz w:val="22"/>
-            </w:rPr>
-            <w:t>JABATAN PEMBANGUNAN KEMAHIRAN</w:t>
-          </w:r>
-        </w:p>
-        <w:p>
-          <w:r>
-            <w:rPr>
-              <w:rFonts w:ascii="Arial" w:hAnsi="Arial"/>
-              <w:b/>
-              <w:sz w:val="22"/>
-            </w:rPr>
-            <w:t>KEMENTERIAN SUMBER MANUSIA</w:t>
-          </w:r>
-        </w:p>
-        <w:p>
-          <w:r>
-            <w:rPr>
-              <w:rFonts w:ascii="Arial" w:hAnsi="Arial"/>
-              <w:b/>
-              <w:sz w:val="22"/>
-            </w:rPr>
-            <w:t>ARAS 7 &amp; 8 BLOK D4, KOMPLEK D</w:t>
-          </w:r>
-        </w:p>
-        <w:p>
-          <w:r>
-            <w:rPr>
-              <w:rFonts w:ascii="Arial" w:hAnsi="Arial"/>
-              <w:b/>
-              <w:sz w:val="22"/>
-            </w:rPr>
-            <w:t>PUSAT PENTADBIRAN KERAJAAN PERSEKUTUAN</w:t>
-          </w:r>
-        </w:p>
-        <w:p>
-          <w:r>
-            <w:rPr>
-              <w:rFonts w:ascii="Arial" w:hAnsi="Arial"/>
-              <w:b/>
-              <w:sz w:val="22"/>
-            </w:rPr>
-            <w:t>62530 PUTRAJAYA</w:t>
-          </w:r>
-        </w:p>
-        <w:p/>
-        <w:p>
-          <w:r>
-            <w:rPr>
-              <w:rFonts w:ascii="Arial" w:hAnsi="Arial"/>
-              <w:b/>
-              <w:sz w:val="40"/>
-            </w:rPr>
-            <w:t>KERTAS PENERANGAN</w:t>
-          </w:r>
-        </w:p>
-        <w:p>
-          <w:r>
-            <w:rPr>
-              <w:rFonts w:ascii="Arial" w:hAnsi="Arial"/>
-              <w:b/>
-              <w:sz w:val="24"/>
-            </w:rPr>
-            <w:t>(</w:t>
-          </w:r>
-          <w:r>
-            <w:rPr>
-              <w:rFonts w:ascii="Arial" w:hAnsi="Arial"/>
-              <w:b/>
-              <w:i/>
-              <w:sz w:val="24"/>
-            </w:rPr>
-            <w:t>INFORMATION SHEET</w:t>
-          </w:r>
-          <w:r>
-            <w:rPr>
-              <w:rFonts w:ascii="Arial" w:hAnsi="Arial"/>
-              <w:b/>
-              <w:sz w:val="24"/>
-            </w:rPr>
-            <w:t>)</w:t>
-          </w:r>
-        </w:p>
-      </w:tc>
-    </w:tr>
-    <w:tr>
-      <w:tc>
-        <w:tcPr>
-          <w:tcW w:type="dxa" w:w="2551"/>
-          <w:tcMar>
-            <w:top w:w="40" w:type="dxa"/>
-            <w:bottom w:w="40" w:type="dxa"/>
-            <w:start w:w="80" w:type="dxa"/>
-            <w:end w:w="80" w:type="dxa"/>
-          </w:tcMar>
-        </w:tcPr>
-        <w:p>
-          <w:r/>
-          <w:r>
-            <w:rPr>
-              <w:rFonts w:ascii="Arial" w:hAnsi="Arial"/>
-              <w:b/>
-              <w:sz w:val="22"/>
-            </w:rPr>
-            <w:t xml:space="preserve">KOD DAN NAMA PROGRAM / </w:t>
-          </w:r>
-          <w:r>
-            <w:rPr>
-              <w:rFonts w:ascii="Arial" w:hAnsi="Arial"/>
-              <w:b/>
-              <w:i/>
-              <w:sz w:val="22"/>
-            </w:rPr>
-            <w:t>PROGRAM'S CODE AND NAME</w:t>
-          </w:r>
-        </w:p>
-      </w:tc>
-      <w:tc>
-        <w:tcPr>
-          <w:tcW w:type="dxa" w:w="2268"/>
-          <w:gridSpan w:val="2"/>
-          <w:tcMar>
-            <w:top w:w="40" w:type="dxa"/>
-            <w:bottom w:w="40" w:type="dxa"/>
-            <w:start w:w="80" w:type="dxa"/>
-            <w:end w:w="80" w:type="dxa"/>
-          </w:tcMar>
-          <w:tcMar>
-            <w:top w:w="40" w:type="dxa"/>
-            <w:bottom w:w="40" w:type="dxa"/>
-            <w:start w:w="80" w:type="dxa"/>
-            <w:end w:w="80" w:type="dxa"/>
-          </w:tcMar>
-        </w:tcPr>
-        <w:p>
-          <w:r/>
-          <w:r>
-            <w:rPr>
-              <w:rFonts w:ascii="Arial" w:hAnsi="Arial"/>
-              <w:b/>
-              <w:i w:val="0"/>
-              <w:sz w:val="22"/>
-            </w:rPr>
-            <w:t>Z-009-3:2015 CORE ABILITIES (untuk program IT-072-3:2012 VIDEO / FILM (EDITING))</w:t>
-          </w:r>
-        </w:p>
-      </w:tc>
-    </w:tr>
-    <w:tr>
-      <w:tc>
-        <w:tcPr>
-          <w:tcW w:type="dxa" w:w="2551"/>
-          <w:tcMar>
-            <w:top w:w="40" w:type="dxa"/>
-            <w:bottom w:w="40" w:type="dxa"/>
-            <w:start w:w="80" w:type="dxa"/>
-            <w:end w:w="80" w:type="dxa"/>
-          </w:tcMar>
-        </w:tcPr>
-        <w:p>
-          <w:r/>
-          <w:r>
-            <w:rPr>
-              <w:rFonts w:ascii="Arial" w:hAnsi="Arial"/>
-              <w:b/>
-              <w:sz w:val="22"/>
-            </w:rPr>
-            <w:t xml:space="preserve">TAHAP / </w:t>
-          </w:r>
-          <w:r>
-            <w:rPr>
-              <w:rFonts w:ascii="Arial" w:hAnsi="Arial"/>
-              <w:b/>
-              <w:i/>
-              <w:sz w:val="22"/>
-            </w:rPr>
-            <w:t>LEVEL</w:t>
-          </w:r>
-        </w:p>
-      </w:tc>
-      <w:tc>
-        <w:tcPr>
-          <w:tcW w:type="dxa" w:w="2268"/>
-          <w:gridSpan w:val="2"/>
-          <w:tcMar>
-            <w:top w:w="40" w:type="dxa"/>
-            <w:bottom w:w="40" w:type="dxa"/>
-            <w:start w:w="80" w:type="dxa"/>
-            <w:end w:w="80" w:type="dxa"/>
-          </w:tcMar>
-          <w:tcMar>
-            <w:top w:w="40" w:type="dxa"/>
-            <w:bottom w:w="40" w:type="dxa"/>
-            <w:start w:w="80" w:type="dxa"/>
-            <w:end w:w="80" w:type="dxa"/>
-          </w:tcMar>
-        </w:tcPr>
-        <w:p>
-          <w:r/>
-          <w:r>
-            <w:rPr>
-              <w:rFonts w:ascii="Arial" w:hAnsi="Arial"/>
-              <w:b/>
-              <w:i w:val="0"/>
-              <w:sz w:val="22"/>
-            </w:rPr>
-            <w:t>3</w:t>
-          </w:r>
-        </w:p>
-      </w:tc>
-    </w:tr>
-    <w:tr>
-      <w:tc>
-        <w:tcPr>
-          <w:tcW w:type="dxa" w:w="2551"/>
-          <w:tcMar>
-            <w:top w:w="40" w:type="dxa"/>
-            <w:bottom w:w="40" w:type="dxa"/>
-            <w:start w:w="80" w:type="dxa"/>
-            <w:end w:w="80" w:type="dxa"/>
-          </w:tcMar>
-        </w:tcPr>
-        <w:p>
-          <w:r/>
-          <w:r>
-            <w:rPr>
-              <w:rFonts w:ascii="Arial" w:hAnsi="Arial"/>
-              <w:b/>
-              <w:sz w:val="22"/>
-            </w:rPr>
-            <w:t xml:space="preserve">NO. DAN TAJUK KEBOLEHAN TERAS / </w:t>
-          </w:r>
-          <w:r>
-            <w:rPr>
-              <w:rFonts w:ascii="Arial" w:hAnsi="Arial"/>
-              <w:b/>
-              <w:i/>
-              <w:sz w:val="22"/>
-            </w:rPr>
-            <w:t>CORE ABILITY NO. AND TITLE</w:t>
-          </w:r>
-        </w:p>
-      </w:tc>
-      <w:tc>
-        <w:tcPr>
-          <w:tcW w:type="dxa" w:w="2268"/>
-          <w:gridSpan w:val="2"/>
-          <w:tcMar>
-            <w:top w:w="40" w:type="dxa"/>
-            <w:bottom w:w="40" w:type="dxa"/>
-            <w:start w:w="80" w:type="dxa"/>
-            <w:end w:w="80" w:type="dxa"/>
-          </w:tcMar>
-          <w:tcMar>
-            <w:top w:w="40" w:type="dxa"/>
-            <w:bottom w:w="40" w:type="dxa"/>
-            <w:start w:w="80" w:type="dxa"/>
-            <w:end w:w="80" w:type="dxa"/>
-          </w:tcMar>
-        </w:tcPr>
-        <w:p>
-          <w:r/>
-          <w:r>
-            <w:rPr>
-              <w:rFonts w:ascii="Arial" w:hAnsi="Arial"/>
-              <w:b/>
-              <w:i w:val="0"/>
-              <w:sz w:val="22"/>
-            </w:rPr>
-            <w:t>CA02 INFORMATION TECHNOLOGY AWARENESS</w:t>
-          </w:r>
-        </w:p>
-      </w:tc>
-    </w:tr>
-    <w:tr>
-      <w:tc>
-        <w:tcPr>
-          <w:tcW w:type="dxa" w:w="2551"/>
-          <w:tcMar>
-            <w:top w:w="40" w:type="dxa"/>
-            <w:bottom w:w="40" w:type="dxa"/>
-            <w:start w:w="80" w:type="dxa"/>
-            <w:end w:w="80" w:type="dxa"/>
-          </w:tcMar>
-        </w:tcPr>
-        <w:p>
-          <w:r/>
-          <w:r>
-            <w:rPr>
-              <w:rFonts w:ascii="Arial" w:hAnsi="Arial"/>
-              <w:b/>
-              <w:sz w:val="22"/>
-            </w:rPr>
-            <w:t xml:space="preserve">NO. DAN PENYATAAN KEBOLEHAN / </w:t>
-          </w:r>
-          <w:r>
-            <w:rPr>
-              <w:rFonts w:ascii="Arial" w:hAnsi="Arial"/>
-              <w:b/>
-              <w:i/>
-              <w:sz w:val="22"/>
-            </w:rPr>
-            <w:t>ABILITY NO. AND STATEMENT</w:t>
-          </w:r>
-        </w:p>
-      </w:tc>
-      <w:tc>
-        <w:tcPr>
-          <w:tcW w:type="dxa" w:w="2268"/>
-          <w:gridSpan w:val="2"/>
-          <w:tcMar>
-            <w:top w:w="40" w:type="dxa"/>
-            <w:bottom w:w="40" w:type="dxa"/>
-            <w:start w:w="80" w:type="dxa"/>
-            <w:end w:w="80" w:type="dxa"/>
-          </w:tcMar>
-          <w:tcMar>
-            <w:top w:w="40" w:type="dxa"/>
-            <w:bottom w:w="40" w:type="dxa"/>
-            <w:start w:w="80" w:type="dxa"/>
-            <w:end w:w="80" w:type="dxa"/>
-          </w:tcMar>
-        </w:tcPr>
-        <w:p>
-          <w:r/>
-          <w:r>
-            <w:rPr>
-              <w:rFonts w:ascii="Arial" w:hAnsi="Arial"/>
-              <w:b/>
-              <w:i w:val="0"/>
-              <w:sz w:val="22"/>
-            </w:rPr>
-            <w:t>02.01 AWARE OF INFORMATION TECHNOLOGY UPDATE (02.02 AWARE OF INFORMATION TECHNOLOGY REGULATORY)</w:t>
-          </w:r>
-        </w:p>
-      </w:tc>
-    </w:tr>
-    <w:tr>
-      <w:tc>
-        <w:tcPr>
-          <w:tcW w:type="dxa" w:w="2551"/>
-          <w:tcMar>
-            <w:top w:w="40" w:type="dxa"/>
-            <w:bottom w:w="40" w:type="dxa"/>
-            <w:start w:w="80" w:type="dxa"/>
-            <w:end w:w="80" w:type="dxa"/>
-          </w:tcMar>
-        </w:tcPr>
-        <w:p>
-          <w:r/>
-          <w:r>
-            <w:rPr>
-              <w:rFonts w:ascii="Arial" w:hAnsi="Arial"/>
-              <w:b/>
-              <w:sz w:val="22"/>
-            </w:rPr>
-            <w:t xml:space="preserve">NO. KOD / </w:t>
-          </w:r>
-          <w:r>
-            <w:rPr>
-              <w:rFonts w:ascii="Arial" w:hAnsi="Arial"/>
-              <w:b/>
-              <w:i/>
-              <w:sz w:val="22"/>
-            </w:rPr>
-            <w:t>CODE NO.</w:t>
-          </w:r>
-        </w:p>
-      </w:tc>
-      <w:tc>
-        <w:tcPr>
-          <w:tcW w:type="dxa" w:w="4819"/>
-          <w:tcMar>
-            <w:top w:w="40" w:type="dxa"/>
-            <w:bottom w:w="40" w:type="dxa"/>
-            <w:start w:w="80" w:type="dxa"/>
-            <w:end w:w="80" w:type="dxa"/>
-          </w:tcMar>
-        </w:tcPr>
-        <w:p>
-          <w:r/>
-          <w:r>
-            <w:rPr>
-              <w:rFonts w:ascii="Arial" w:hAnsi="Arial"/>
-              <w:b/>
-              <w:i w:val="0"/>
-              <w:sz w:val="22"/>
-            </w:rPr>
-            <w:t>Z-009-3:2015-M02/P(1/2)</w:t>
-          </w:r>
-        </w:p>
-      </w:tc>
-      <w:tc>
-        <w:tcPr>
-          <w:tcW w:type="dxa" w:w="2268"/>
-          <w:tcMar>
-            <w:top w:w="40" w:type="dxa"/>
-            <w:bottom w:w="40" w:type="dxa"/>
-            <w:start w:w="80" w:type="dxa"/>
-            <w:end w:w="80" w:type="dxa"/>
-          </w:tcMar>
-        </w:tcPr>
-        <w:p>
-          <w:r/>
-          <w:r>
-            <w:rPr>
-              <w:rFonts w:ascii="Arial" w:hAnsi="Arial"/>
-              <w:b/>
-              <w:sz w:val="22"/>
-            </w:rPr>
-            <w:t xml:space="preserve">Mukasurat / </w:t>
-          </w:r>
-          <w:r>
-            <w:rPr>
-              <w:rFonts w:ascii="Arial" w:hAnsi="Arial"/>
-              <w:b/>
-              <w:i/>
-              <w:sz w:val="22"/>
-            </w:rPr>
-            <w:t>Page</w:t>
-          </w:r>
-          <w:r>
-            <w:rPr>
-              <w:rFonts w:ascii="Arial" w:hAnsi="Arial"/>
-              <w:b/>
-              <w:sz w:val="22"/>
-            </w:rPr>
-            <w:t xml:space="preserve"> : </w:t>
-          </w:r>
-          <w:r>
-            <w:rPr>
-              <w:rFonts w:ascii="Arial" w:hAnsi="Arial"/>
-              <w:b/>
-              <w:sz w:val="22"/>
-            </w:rPr>
-            <w:fldChar w:fldCharType="begin"/>
-            <w:instrText xml:space="preserve">PAGE</w:instrText>
-            <w:fldChar w:fldCharType="separate"/>
-            <w:t>1</w:t>
-            <w:fldChar w:fldCharType="end"/>
-          </w:r>
-        </w:p>
-        <w:p>
-          <w:r>
-            <w:rPr>
-              <w:rFonts w:ascii="Arial" w:hAnsi="Arial"/>
-              <w:b/>
-              <w:sz w:val="22"/>
-            </w:rPr>
-            <w:t xml:space="preserve">Drpd / </w:t>
-          </w:r>
-          <w:r>
-            <w:rPr>
-              <w:rFonts w:ascii="Arial" w:hAnsi="Arial"/>
-              <w:b/>
-              <w:i/>
-              <w:sz w:val="22"/>
-            </w:rPr>
-            <w:t>of</w:t>
-          </w:r>
-          <w:r>
-            <w:rPr>
-              <w:rFonts w:ascii="Arial" w:hAnsi="Arial"/>
-              <w:b/>
-              <w:sz w:val="22"/>
-            </w:rPr>
-            <w:t xml:space="preserve"> : </w:t>
-          </w:r>
-          <w:r>
-            <w:rPr>
-              <w:rFonts w:ascii="Arial" w:hAnsi="Arial"/>
-              <w:b/>
-              <w:sz w:val="22"/>
-            </w:rPr>
-            <w:fldChar w:fldCharType="begin"/>
-            <w:instrText xml:space="preserve">NUMPAGES</w:instrText>
-            <w:fldChar w:fldCharType="separate"/>
-            <w:t>1</w:t>
-            <w:fldChar w:fldCharType="end"/>
-          </w:r>
-        </w:p>
-      </w:tc>
-    </w:tr>
-    <w:tr>
-      <w:tc>
-        <w:tcPr>
-          <w:tcW w:type="dxa" w:w="2268"/>
-          <w:gridSpan w:val="3"/>
-          <w:tcMar>
-            <w:top w:w="40" w:type="dxa"/>
-            <w:bottom w:w="40" w:type="dxa"/>
-            <w:start w:w="80" w:type="dxa"/>
-            <w:end w:w="80" w:type="dxa"/>
-          </w:tcMar>
-          <w:tcMar>
-            <w:top w:w="40" w:type="dxa"/>
-            <w:bottom w:w="40" w:type="dxa"/>
-            <w:start w:w="80" w:type="dxa"/>
-            <w:end w:w="80" w:type="dxa"/>
-          </w:tcMar>
-          <w:tcMar>
-            <w:top w:w="40" w:type="dxa"/>
-            <w:bottom w:w="40" w:type="dxa"/>
-            <w:start w:w="80" w:type="dxa"/>
-            <w:end w:w="80" w:type="dxa"/>
-          </w:tcMar>
-        </w:tcPr>
-        <w:p>
-          <w:r/>
-        </w:p>
-      </w:tc>
-    </w:tr>
-  </w:tbl>
 </w:hdr>
 </file>
 
